--- a/WebContent/docx/子宫内膜癌检测报告-苏州市立医院-本部&北区.docx
+++ b/WebContent/docx/子宫内膜癌检测报告-苏州市立医院-本部&北区.docx
@@ -2831,17 +2831,17 @@
           </w14:shadow>
         </w:rPr>
       </w:pPr>
-      <w:bookmarkStart w:id="0" w:name="_Toc13806"/>
-      <w:bookmarkStart w:id="1" w:name="_Toc21009_WPSOffice_Level1"/>
-      <w:bookmarkStart w:id="2" w:name="_Toc12208"/>
-      <w:bookmarkStart w:id="3" w:name="_Toc106294392"/>
-      <w:bookmarkStart w:id="4" w:name="_Toc30143_WPSOffice_Level1"/>
-      <w:bookmarkStart w:id="5" w:name="_Toc11269"/>
-      <w:bookmarkStart w:id="6" w:name="_Toc24397"/>
-      <w:bookmarkStart w:id="7" w:name="_Toc24178_WPSOffice_Level1"/>
-      <w:bookmarkStart w:id="8" w:name="_Toc21669"/>
-      <w:bookmarkStart w:id="9" w:name="_Toc32054"/>
-      <w:bookmarkStart w:id="10" w:name="_Toc27500"/>
+      <w:bookmarkStart w:id="0" w:name="_Toc21009_WPSOffice_Level1"/>
+      <w:bookmarkStart w:id="1" w:name="_Toc13806"/>
+      <w:bookmarkStart w:id="2" w:name="_Toc30143_WPSOffice_Level1"/>
+      <w:bookmarkStart w:id="3" w:name="_Toc27500"/>
+      <w:bookmarkStart w:id="4" w:name="_Toc24178_WPSOffice_Level1"/>
+      <w:bookmarkStart w:id="5" w:name="_Toc24397"/>
+      <w:bookmarkStart w:id="6" w:name="_Toc12208"/>
+      <w:bookmarkStart w:id="7" w:name="_Toc21669"/>
+      <w:bookmarkStart w:id="8" w:name="_Toc32054"/>
+      <w:bookmarkStart w:id="9" w:name="_Toc106294392"/>
+      <w:bookmarkStart w:id="10" w:name="_Toc11269"/>
       <w:r>
         <w:rPr>
           <w:rFonts w:ascii="Times New Roman" w:hAnsi="Times New Roman"/>
@@ -3715,16 +3715,16 @@
           </w14:shadow>
         </w:rPr>
       </w:pPr>
-      <w:bookmarkStart w:id="11" w:name="_Toc18062_WPSOffice_Level1"/>
-      <w:bookmarkStart w:id="12" w:name="_Toc21469"/>
-      <w:bookmarkStart w:id="13" w:name="_Toc11015_WPSOffice_Level1"/>
-      <w:bookmarkStart w:id="14" w:name="_Toc17451"/>
-      <w:bookmarkStart w:id="15" w:name="_Toc106294393"/>
-      <w:bookmarkStart w:id="16" w:name="_Toc11465"/>
-      <w:bookmarkStart w:id="17" w:name="_Toc7021_WPSOffice_Level1"/>
-      <w:bookmarkStart w:id="18" w:name="_Toc19594"/>
-      <w:bookmarkStart w:id="19" w:name="_Toc10518"/>
-      <w:bookmarkStart w:id="20" w:name="_Toc14141"/>
+      <w:bookmarkStart w:id="11" w:name="_Toc21469"/>
+      <w:bookmarkStart w:id="12" w:name="_Toc17451"/>
+      <w:bookmarkStart w:id="13" w:name="_Toc106294393"/>
+      <w:bookmarkStart w:id="14" w:name="_Toc11015_WPSOffice_Level1"/>
+      <w:bookmarkStart w:id="15" w:name="_Toc11465"/>
+      <w:bookmarkStart w:id="16" w:name="_Toc18062_WPSOffice_Level1"/>
+      <w:bookmarkStart w:id="17" w:name="_Toc19594"/>
+      <w:bookmarkStart w:id="18" w:name="_Toc14141"/>
+      <w:bookmarkStart w:id="19" w:name="_Toc7021_WPSOffice_Level1"/>
+      <w:bookmarkStart w:id="20" w:name="_Toc10518"/>
       <w:bookmarkStart w:id="21" w:name="_Toc3823"/>
       <w:r>
         <w:rPr>
@@ -3998,14 +3998,14 @@
           </w14:shadow>
         </w:rPr>
       </w:pPr>
-      <w:bookmarkStart w:id="23" w:name="_Toc23369_WPSOffice_Level1"/>
-      <w:bookmarkStart w:id="24" w:name="_Toc6221_WPSOffice_Level1"/>
-      <w:bookmarkStart w:id="25" w:name="_Toc25920"/>
-      <w:bookmarkStart w:id="26" w:name="_Toc106294395"/>
-      <w:bookmarkStart w:id="27" w:name="_Toc18058"/>
-      <w:bookmarkStart w:id="28" w:name="_Toc3871"/>
+      <w:bookmarkStart w:id="23" w:name="_Toc3871"/>
+      <w:bookmarkStart w:id="24" w:name="_Toc25920"/>
+      <w:bookmarkStart w:id="25" w:name="_Toc18058"/>
+      <w:bookmarkStart w:id="26" w:name="_Toc1410"/>
+      <w:bookmarkStart w:id="27" w:name="_Toc6221_WPSOffice_Level1"/>
+      <w:bookmarkStart w:id="28" w:name="_Toc106294395"/>
       <w:bookmarkStart w:id="29" w:name="_Toc4088"/>
-      <w:bookmarkStart w:id="30" w:name="_Toc1410"/>
+      <w:bookmarkStart w:id="30" w:name="_Toc23369_WPSOffice_Level1"/>
       <w:bookmarkStart w:id="31" w:name="_Toc32007"/>
       <w:bookmarkStart w:id="32" w:name="_Toc20699"/>
       <w:r>
@@ -4076,8 +4076,8 @@
           <w:lang w:eastAsia="zh-CN"/>
         </w:rPr>
       </w:pPr>
-      <w:bookmarkStart w:id="33" w:name="_Toc1061"/>
-      <w:bookmarkStart w:id="34" w:name="_Toc149837254"/>
+      <w:bookmarkStart w:id="33" w:name="_Toc149837254"/>
+      <w:bookmarkStart w:id="34" w:name="_Toc1061"/>
       <w:bookmarkStart w:id="35" w:name="_Toc29602"/>
       <w:r>
         <w:rPr>
@@ -6017,7 +6017,7 @@
                 </mc:Choice>
                 <mc:Fallback>
                   <w:pict>
-                    <v:group id="_x0000_s1026" o:spid="_x0000_s1026" o:spt="203" style="position:absolute;left:0pt;margin-left:0.6pt;margin-top:-37.8pt;height:113.6pt;width:240.8pt;z-index:251663360;mso-width-relative:page;mso-height-relative:page;" coordorigin="19211,18842" coordsize="4816,2272" o:gfxdata="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">
+                    <v:group id="_x0000_s1026" o:spid="_x0000_s1026" o:spt="203" style="position:absolute;left:0pt;margin-left:0.6pt;margin-top:-37.8pt;height:113.6pt;width:240.8pt;z-index:251663360;mso-width-relative:page;mso-height-relative:page;" coordorigin="19211,18842" coordsize="4816,2272" o:gfxdata="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">
                       <o:lock v:ext="edit" aspectratio="f"/>
                       <v:group id="组合 6" o:spid="_x0000_s1026" o:spt="203" style="position:absolute;left:19211;top:18842;height:2273;width:4816;" coordorigin="19199,18902" coordsize="4816,2273" o:gfxdata="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">
                         <o:lock v:ext="edit" aspectratio="f"/>
@@ -6423,7 +6423,6 @@
                 <w:szCs w:val="24"/>
               </w:rPr>
             </w:pPr>
-            <w:bookmarkStart w:id="148" w:name="_GoBack"/>
             <w:r>
               <w:rPr>
                 <w:sz w:val="22"/>
@@ -6617,7 +6616,6 @@
                 </mc:Fallback>
               </mc:AlternateContent>
             </w:r>
-            <w:bookmarkEnd w:id="148"/>
           </w:p>
         </w:tc>
         <w:tc>
@@ -6927,9 +6925,9 @@
           </w14:shadow>
         </w:rPr>
       </w:pPr>
-      <w:bookmarkStart w:id="36" w:name="_Toc30953"/>
-      <w:bookmarkStart w:id="37" w:name="_Toc106294396"/>
-      <w:bookmarkStart w:id="38" w:name="_Toc31517"/>
+      <w:bookmarkStart w:id="36" w:name="_Toc31517"/>
+      <w:bookmarkStart w:id="37" w:name="_Toc30953"/>
+      <w:bookmarkStart w:id="38" w:name="_Toc106294396"/>
       <w:r>
         <w:rPr>
           <w:rFonts w:hint="eastAsia" w:ascii="Times New Roman" w:hAnsi="Times New Roman"/>
@@ -7030,12 +7028,6 @@
             <w:insideH w:val="dotted" w:color="00B050" w:sz="4" w:space="0"/>
             <w:insideV w:val="dotted" w:color="00B050" w:sz="4" w:space="0"/>
           </w:tblBorders>
-          <w:tblCellMar>
-            <w:top w:w="0" w:type="dxa"/>
-            <w:left w:w="108" w:type="dxa"/>
-            <w:bottom w:w="0" w:type="dxa"/>
-            <w:right w:w="108" w:type="dxa"/>
-          </w:tblCellMar>
         </w:tblPrEx>
         <w:trPr>
           <w:trHeight w:val="258" w:hRule="atLeast"/>
@@ -7776,10 +7768,10 @@
           <w:lang w:eastAsia="zh-CN"/>
         </w:rPr>
       </w:pPr>
-      <w:bookmarkStart w:id="42" w:name="_Toc21942"/>
+      <w:bookmarkStart w:id="42" w:name="_Toc106294398"/>
       <w:bookmarkStart w:id="43" w:name="_Toc11347"/>
-      <w:bookmarkStart w:id="44" w:name="_Toc106294398"/>
-      <w:bookmarkStart w:id="45" w:name="_Toc15285"/>
+      <w:bookmarkStart w:id="44" w:name="_Toc15285"/>
+      <w:bookmarkStart w:id="45" w:name="_Toc21942"/>
       <w:r>
         <w:rPr>
           <w:rFonts w:hint="eastAsia" w:ascii="Times New Roman" w:hAnsi="Times New Roman"/>
@@ -7867,27 +7859,27 @@
                 <w:lang w:eastAsia="zh-CN"/>
               </w:rPr>
             </w:pPr>
-            <w:bookmarkStart w:id="46" w:name="_Toc149837258"/>
-            <w:bookmarkStart w:id="47" w:name="_Toc24061"/>
-            <w:bookmarkStart w:id="48" w:name="_Toc24038"/>
-            <w:bookmarkStart w:id="49" w:name="_Toc27731"/>
-            <w:bookmarkStart w:id="50" w:name="_Toc28194"/>
-            <w:bookmarkStart w:id="51" w:name="_Hlk516758315"/>
-            <w:bookmarkStart w:id="52" w:name="_Toc5598"/>
-            <w:bookmarkStart w:id="53" w:name="_Toc4331_WPSOffice_Level1"/>
-            <w:bookmarkStart w:id="54" w:name="_Toc10743"/>
-            <w:bookmarkStart w:id="55" w:name="_Toc13489_WPSOffice_Level2"/>
-            <w:bookmarkStart w:id="56" w:name="_Toc13107"/>
-            <w:bookmarkStart w:id="57" w:name="_Toc32661"/>
-            <w:bookmarkStart w:id="58" w:name="_Toc23846_WPSOffice_Level1"/>
-            <w:bookmarkStart w:id="59" w:name="_Toc29093"/>
-            <w:bookmarkStart w:id="60" w:name="_Toc25727"/>
-            <w:bookmarkStart w:id="61" w:name="_Toc30343"/>
+            <w:bookmarkStart w:id="46" w:name="_Toc24061"/>
+            <w:bookmarkStart w:id="47" w:name="_Toc149837258"/>
+            <w:bookmarkStart w:id="48" w:name="_Toc13107"/>
+            <w:bookmarkStart w:id="49" w:name="_Toc30343"/>
+            <w:bookmarkStart w:id="50" w:name="_Toc10743"/>
+            <w:bookmarkStart w:id="51" w:name="_Toc4331_WPSOffice_Level1"/>
+            <w:bookmarkStart w:id="52" w:name="_Toc25727"/>
+            <w:bookmarkStart w:id="53" w:name="_Toc32443_WPSOffice_Level1"/>
+            <w:bookmarkStart w:id="54" w:name="_Toc32661"/>
+            <w:bookmarkStart w:id="55" w:name="_Toc24038"/>
+            <w:bookmarkStart w:id="56" w:name="_Toc5598"/>
+            <w:bookmarkStart w:id="57" w:name="_Toc27804"/>
+            <w:bookmarkStart w:id="58" w:name="_Toc23903"/>
+            <w:bookmarkStart w:id="59" w:name="_Toc28194"/>
+            <w:bookmarkStart w:id="60" w:name="_Hlk516758315"/>
+            <w:bookmarkStart w:id="61" w:name="_Toc13489_WPSOffice_Level2"/>
             <w:bookmarkStart w:id="62" w:name="_Toc106294400"/>
-            <w:bookmarkStart w:id="63" w:name="_Toc27804"/>
-            <w:bookmarkStart w:id="64" w:name="_Toc23903"/>
-            <w:bookmarkStart w:id="65" w:name="_Toc19898_WPSOffice_Level2"/>
-            <w:bookmarkStart w:id="66" w:name="_Toc32443_WPSOffice_Level1"/>
+            <w:bookmarkStart w:id="63" w:name="_Toc19898_WPSOffice_Level2"/>
+            <w:bookmarkStart w:id="64" w:name="_Toc29093"/>
+            <w:bookmarkStart w:id="65" w:name="_Toc27731"/>
+            <w:bookmarkStart w:id="66" w:name="_Toc23846_WPSOffice_Level1"/>
             <w:r>
               <w:rPr>
                 <w:rFonts w:hint="eastAsia" w:ascii="Times New Roman" w:hAnsi="Times New Roman" w:eastAsia="微软雅黑" w:cs="Times New Roman"/>
@@ -8620,18 +8612,34 @@
             </w:pPr>
             <w:r>
               <w:rPr>
-                <w:rFonts w:ascii="Times New Roman" w:hAnsi="Times New Roman" w:eastAsia="微软雅黑" w:cs="Times New Roman"/>
+                <w:rFonts w:hint="eastAsia" w:ascii="Times New Roman" w:hAnsi="Times New Roman" w:eastAsia="微软雅黑" w:cs="Times New Roman"/>
                 <w:b/>
                 <w:color w:val="FFFFFF" w:themeColor="background1"/>
                 <w:sz w:val="21"/>
                 <w:szCs w:val="21"/>
+                <w:lang w:val="en-US" w:eastAsia="zh-CN"/>
                 <w14:textFill>
                   <w14:solidFill>
                     <w14:schemeClr w14:val="bg1"/>
                   </w14:solidFill>
                 </w14:textFill>
               </w:rPr>
-              <w:t>突变基因</w:t>
+              <w:t>检测</w:t>
+            </w:r>
+            <w:r>
+              <w:rPr>
+                <w:rFonts w:ascii="Times New Roman" w:hAnsi="Times New Roman" w:eastAsia="微软雅黑" w:cs="Times New Roman"/>
+                <w:b/>
+                <w:color w:val="FFFFFF" w:themeColor="background1"/>
+                <w:sz w:val="21"/>
+                <w:szCs w:val="21"/>
+                <w14:textFill>
+                  <w14:solidFill>
+                    <w14:schemeClr w14:val="bg1"/>
+                  </w14:solidFill>
+                </w14:textFill>
+              </w:rPr>
+              <w:t>基因</w:t>
             </w:r>
           </w:p>
         </w:tc>
@@ -11007,6 +11015,7 @@
                 <w:lang w:eastAsia="zh-CN"/>
               </w:rPr>
             </w:pPr>
+            <w:bookmarkStart w:id="148" w:name="_GoBack" w:colFirst="1" w:colLast="2"/>
             <w:r>
               <w:rPr>
                 <w:rFonts w:hint="eastAsia" w:ascii="Times New Roman" w:hAnsi="Times New Roman" w:eastAsia="微软雅黑" w:cs="Times New Roman"/>
@@ -11016,6 +11025,130 @@
                 <w:lang w:eastAsia="zh-CN"/>
               </w:rPr>
               <w:t>{{ tip.variationClass }}</w:t>
+            </w:r>
+          </w:p>
+        </w:tc>
+        <w:tc>
+          <w:tcPr>
+            <w:tcW w:w="1076" w:type="dxa"/>
+            <w:tcBorders>
+              <w:top w:val="nil"/>
+              <w:left w:val="single" w:color="A4A4A4" w:themeColor="background1" w:themeShade="A5" w:sz="4" w:space="0"/>
+              <w:bottom w:val="single" w:color="A4A4A4" w:themeColor="background1" w:themeShade="A5" w:sz="4" w:space="0"/>
+              <w:right w:val="single" w:color="A4A4A4" w:themeColor="background1" w:themeShade="A5" w:sz="4" w:space="0"/>
+            </w:tcBorders>
+            <w:shd w:val="clear" w:color="auto" w:fill="auto"/>
+            <w:vAlign w:val="center"/>
+          </w:tcPr>
+          <w:p>
+            <w:pPr>
+              <w:ind w:left="162" w:leftChars="0" w:right="163" w:rightChars="0"/>
+              <w:jc w:val="center"/>
+              <w:rPr>
+                <w:rFonts w:ascii="Times New Roman" w:hAnsi="Times New Roman" w:eastAsia="微软雅黑" w:cs="Times New Roman"/>
+                <w:b/>
+                <w:sz w:val="21"/>
+                <w:szCs w:val="21"/>
+                <w:lang w:eastAsia="zh-CN"/>
+              </w:rPr>
+            </w:pPr>
+            <w:r>
+              <w:rPr>
+                <w:rFonts w:hint="default" w:ascii="Times New Roman" w:hAnsi="Times New Roman" w:eastAsia="微软雅黑" w:cs="Times New Roman"/>
+                <w:b/>
+                <w:sz w:val="21"/>
+                <w:szCs w:val="21"/>
+                <w:lang w:eastAsia="zh-CN"/>
+              </w:rPr>
+              <w:t>{{ tip.comutation</w:t>
+            </w:r>
+            <w:r>
+              <w:rPr>
+                <w:rFonts w:hint="eastAsia" w:ascii="Times New Roman" w:hAnsi="Times New Roman" w:eastAsia="微软雅黑" w:cs="Times New Roman"/>
+                <w:b/>
+                <w:sz w:val="21"/>
+                <w:szCs w:val="21"/>
+                <w:lang w:val="en-US" w:eastAsia="zh-CN"/>
+              </w:rPr>
+              <w:t>1</w:t>
+            </w:r>
+            <w:r>
+              <w:rPr>
+                <w:rFonts w:hint="default" w:ascii="Times New Roman" w:hAnsi="Times New Roman" w:eastAsia="微软雅黑" w:cs="Times New Roman"/>
+                <w:b/>
+                <w:sz w:val="21"/>
+                <w:szCs w:val="21"/>
+                <w:lang w:eastAsia="zh-CN"/>
+              </w:rPr>
+              <w:t xml:space="preserve"> }}</w:t>
+            </w:r>
+          </w:p>
+        </w:tc>
+        <w:tc>
+          <w:tcPr>
+            <w:tcW w:w="1528" w:type="dxa"/>
+            <w:tcBorders>
+              <w:top w:val="nil"/>
+              <w:left w:val="single" w:color="A4A4A4" w:themeColor="background1" w:themeShade="A5" w:sz="4" w:space="0"/>
+              <w:bottom w:val="single" w:color="A4A4A4" w:themeColor="background1" w:themeShade="A5" w:sz="4" w:space="0"/>
+              <w:right w:val="single" w:color="A4A4A4" w:themeColor="background1" w:themeShade="A5" w:sz="4" w:space="0"/>
+            </w:tcBorders>
+            <w:shd w:val="clear" w:color="auto" w:fill="auto"/>
+            <w:vAlign w:val="center"/>
+          </w:tcPr>
+          <w:p>
+            <w:pPr>
+              <w:spacing w:before="2"/>
+              <w:ind w:left="116" w:leftChars="0" w:right="116" w:rightChars="0"/>
+              <w:jc w:val="center"/>
+              <w:rPr>
+                <w:rFonts w:ascii="Times New Roman" w:hAnsi="Times New Roman" w:eastAsia="微软雅黑" w:cs="Times New Roman"/>
+                <w:sz w:val="21"/>
+                <w:szCs w:val="21"/>
+                <w:lang w:eastAsia="zh-CN"/>
+              </w:rPr>
+            </w:pPr>
+            <w:r>
+              <w:rPr>
+                <w:rFonts w:hint="default" w:ascii="Times New Roman" w:hAnsi="Times New Roman" w:eastAsia="微软雅黑" w:cs="Times New Roman"/>
+                <w:sz w:val="21"/>
+                <w:szCs w:val="21"/>
+                <w:lang w:eastAsia="zh-CN"/>
+              </w:rPr>
+              <w:t>{{ tip.comutation }}</w:t>
+            </w:r>
+          </w:p>
+        </w:tc>
+        <w:tc>
+          <w:tcPr>
+            <w:tcW w:w="479" w:type="pct"/>
+            <w:tcBorders>
+              <w:top w:val="nil"/>
+              <w:left w:val="single" w:color="A4A4A4" w:themeColor="background1" w:themeShade="A5" w:sz="4" w:space="0"/>
+              <w:bottom w:val="single" w:color="A4A4A4" w:themeColor="background1" w:themeShade="A5" w:sz="4" w:space="0"/>
+              <w:right w:val="single" w:color="A4A4A4" w:themeColor="background1" w:themeShade="A5" w:sz="4" w:space="0"/>
+            </w:tcBorders>
+            <w:shd w:val="clear" w:color="auto" w:fill="auto"/>
+            <w:vAlign w:val="center"/>
+          </w:tcPr>
+          <w:p>
+            <w:pPr>
+              <w:jc w:val="center"/>
+              <w:rPr>
+                <w:rFonts w:ascii="Times New Roman" w:hAnsi="Times New Roman" w:eastAsia="微软雅黑" w:cs="Times New Roman"/>
+                <w:sz w:val="21"/>
+                <w:szCs w:val="21"/>
+                <w:lang w:eastAsia="zh-CN"/>
+              </w:rPr>
+            </w:pPr>
+            <w:r>
+              <w:rPr>
+                <w:rFonts w:hint="eastAsia" w:ascii="Times New Roman" w:hAnsi="Times New Roman" w:eastAsia="微软雅黑" w:cs="Times New Roman"/>
+                <w:sz w:val="21"/>
+                <w:szCs w:val="21"/>
+                <w:lang w:eastAsia="zh-CN"/>
+              </w:rPr>
+              <w:t>{{ tip.ExonicFunc }}</w:t>
             </w:r>
           </w:p>
         </w:tc>
@@ -11033,110 +11166,6 @@
           </w:tcPr>
           <w:p>
             <w:pPr>
-              <w:ind w:left="162" w:right="163"/>
-              <w:jc w:val="center"/>
-              <w:rPr>
-                <w:rFonts w:ascii="Times New Roman" w:hAnsi="Times New Roman" w:eastAsia="微软雅黑" w:cs="Times New Roman"/>
-                <w:b/>
-                <w:sz w:val="21"/>
-                <w:szCs w:val="21"/>
-                <w:lang w:eastAsia="zh-CN"/>
-              </w:rPr>
-            </w:pPr>
-            <w:r>
-              <w:rPr>
-                <w:rFonts w:hint="eastAsia" w:ascii="Times New Roman" w:hAnsi="Times New Roman" w:eastAsia="微软雅黑" w:cs="Times New Roman"/>
-                <w:b/>
-                <w:sz w:val="21"/>
-                <w:szCs w:val="21"/>
-                <w:lang w:eastAsia="zh-CN"/>
-              </w:rPr>
-              <w:t>{{ tip.comutation }}</w:t>
-            </w:r>
-          </w:p>
-        </w:tc>
-        <w:tc>
-          <w:tcPr>
-            <w:tcW w:w="759" w:type="pct"/>
-            <w:tcBorders>
-              <w:top w:val="nil"/>
-              <w:left w:val="single" w:color="A4A4A4" w:themeColor="background1" w:themeShade="A5" w:sz="4" w:space="0"/>
-              <w:bottom w:val="single" w:color="A4A4A4" w:themeColor="background1" w:themeShade="A5" w:sz="4" w:space="0"/>
-              <w:right w:val="single" w:color="A4A4A4" w:themeColor="background1" w:themeShade="A5" w:sz="4" w:space="0"/>
-            </w:tcBorders>
-            <w:shd w:val="clear" w:color="auto" w:fill="auto"/>
-            <w:vAlign w:val="center"/>
-          </w:tcPr>
-          <w:p>
-            <w:pPr>
-              <w:spacing w:before="2"/>
-              <w:ind w:left="116" w:right="116"/>
-              <w:jc w:val="center"/>
-              <w:rPr>
-                <w:rFonts w:ascii="Times New Roman" w:hAnsi="Times New Roman" w:eastAsia="微软雅黑" w:cs="Times New Roman"/>
-                <w:sz w:val="21"/>
-                <w:szCs w:val="21"/>
-                <w:lang w:eastAsia="zh-CN"/>
-              </w:rPr>
-            </w:pPr>
-            <w:r>
-              <w:rPr>
-                <w:rFonts w:hint="eastAsia" w:ascii="Times New Roman" w:hAnsi="Times New Roman" w:eastAsia="微软雅黑" w:cs="Times New Roman"/>
-                <w:sz w:val="21"/>
-                <w:szCs w:val="21"/>
-                <w:lang w:val="en-US" w:eastAsia="zh-CN"/>
-              </w:rPr>
-              <w:t>-</w:t>
-            </w:r>
-          </w:p>
-        </w:tc>
-        <w:tc>
-          <w:tcPr>
-            <w:tcW w:w="479" w:type="pct"/>
-            <w:tcBorders>
-              <w:top w:val="nil"/>
-              <w:left w:val="single" w:color="A4A4A4" w:themeColor="background1" w:themeShade="A5" w:sz="4" w:space="0"/>
-              <w:bottom w:val="single" w:color="A4A4A4" w:themeColor="background1" w:themeShade="A5" w:sz="4" w:space="0"/>
-              <w:right w:val="single" w:color="A4A4A4" w:themeColor="background1" w:themeShade="A5" w:sz="4" w:space="0"/>
-            </w:tcBorders>
-            <w:shd w:val="clear" w:color="auto" w:fill="auto"/>
-            <w:vAlign w:val="center"/>
-          </w:tcPr>
-          <w:p>
-            <w:pPr>
-              <w:jc w:val="center"/>
-              <w:rPr>
-                <w:rFonts w:ascii="Times New Roman" w:hAnsi="Times New Roman" w:eastAsia="微软雅黑" w:cs="Times New Roman"/>
-                <w:sz w:val="21"/>
-                <w:szCs w:val="21"/>
-                <w:lang w:eastAsia="zh-CN"/>
-              </w:rPr>
-            </w:pPr>
-            <w:r>
-              <w:rPr>
-                <w:rFonts w:hint="eastAsia" w:ascii="Times New Roman" w:hAnsi="Times New Roman" w:eastAsia="微软雅黑" w:cs="Times New Roman"/>
-                <w:sz w:val="21"/>
-                <w:szCs w:val="21"/>
-                <w:lang w:eastAsia="zh-CN"/>
-              </w:rPr>
-              <w:t>{{ tip.ExonicFunc }}</w:t>
-            </w:r>
-          </w:p>
-        </w:tc>
-        <w:tc>
-          <w:tcPr>
-            <w:tcW w:w="535" w:type="pct"/>
-            <w:tcBorders>
-              <w:top w:val="nil"/>
-              <w:left w:val="single" w:color="A4A4A4" w:themeColor="background1" w:themeShade="A5" w:sz="4" w:space="0"/>
-              <w:bottom w:val="single" w:color="A4A4A4" w:themeColor="background1" w:themeShade="A5" w:sz="4" w:space="0"/>
-              <w:right w:val="single" w:color="A4A4A4" w:themeColor="background1" w:themeShade="A5" w:sz="4" w:space="0"/>
-            </w:tcBorders>
-            <w:shd w:val="clear" w:color="auto" w:fill="auto"/>
-            <w:vAlign w:val="center"/>
-          </w:tcPr>
-          <w:p>
-            <w:pPr>
               <w:jc w:val="center"/>
               <w:rPr>
                 <w:rFonts w:ascii="Times New Roman" w:hAnsi="Times New Roman" w:eastAsia="微软雅黑" w:cs="Times New Roman"/>
@@ -12292,6 +12321,7 @@
           </w:p>
         </w:tc>
       </w:tr>
+      <w:bookmarkEnd w:id="148"/>
       <w:tr>
         <w:tblPrEx>
           <w:tblBorders>
@@ -13217,8 +13247,8 @@
         </w:numPr>
         <w:jc w:val="left"/>
       </w:pPr>
-      <w:bookmarkStart w:id="68" w:name="_Toc149837259"/>
-      <w:bookmarkStart w:id="69" w:name="_Toc14835"/>
+      <w:bookmarkStart w:id="68" w:name="_Toc14835"/>
+      <w:bookmarkStart w:id="69" w:name="_Toc149837259"/>
       <w:bookmarkStart w:id="70" w:name="_Toc24065"/>
       <w:r>
         <w:rPr>
@@ -13434,18 +13464,17 @@
               <w:rPr>
                 <w:rFonts w:hint="eastAsia" w:ascii="Times New Roman" w:hAnsi="Times New Roman" w:eastAsia="微软雅黑" w:cs="Times New Roman"/>
                 <w:b/>
-                <w:bCs/>
                 <w:color w:val="FFFFFF" w:themeColor="background1"/>
                 <w:sz w:val="21"/>
                 <w:szCs w:val="21"/>
-                <w:lang w:eastAsia="zh-CN"/>
+                <w:lang w:val="en-US" w:eastAsia="zh-CN"/>
                 <w14:textFill>
                   <w14:solidFill>
                     <w14:schemeClr w14:val="bg1"/>
                   </w14:solidFill>
                 </w14:textFill>
               </w:rPr>
-              <w:t>突变</w:t>
+              <w:t>检测</w:t>
             </w:r>
             <w:r>
               <w:rPr>
@@ -14844,18 +14873,34 @@
             </w:pPr>
             <w:r>
               <w:rPr>
-                <w:rFonts w:ascii="Times New Roman" w:hAnsi="Times New Roman" w:eastAsia="微软雅黑" w:cs="Times New Roman"/>
+                <w:rFonts w:hint="eastAsia" w:ascii="Times New Roman" w:hAnsi="Times New Roman" w:eastAsia="微软雅黑" w:cs="Times New Roman"/>
                 <w:b/>
                 <w:color w:val="FFFFFF" w:themeColor="background1"/>
                 <w:sz w:val="21"/>
                 <w:szCs w:val="21"/>
+                <w:lang w:val="en-US" w:eastAsia="zh-CN"/>
                 <w14:textFill>
                   <w14:solidFill>
                     <w14:schemeClr w14:val="bg1"/>
                   </w14:solidFill>
                 </w14:textFill>
               </w:rPr>
-              <w:t>突变基因</w:t>
+              <w:t>检测</w:t>
+            </w:r>
+            <w:r>
+              <w:rPr>
+                <w:rFonts w:ascii="Times New Roman" w:hAnsi="Times New Roman" w:eastAsia="微软雅黑" w:cs="Times New Roman"/>
+                <w:b/>
+                <w:color w:val="FFFFFF" w:themeColor="background1"/>
+                <w:sz w:val="21"/>
+                <w:szCs w:val="21"/>
+                <w14:textFill>
+                  <w14:solidFill>
+                    <w14:schemeClr w14:val="bg1"/>
+                  </w14:solidFill>
+                </w14:textFill>
+              </w:rPr>
+              <w:t>基因</w:t>
             </w:r>
           </w:p>
         </w:tc>
@@ -17047,9 +17092,9 @@
           <w:lang w:eastAsia="zh-CN"/>
         </w:rPr>
       </w:pPr>
-      <w:bookmarkStart w:id="71" w:name="_Toc25231"/>
+      <w:bookmarkStart w:id="71" w:name="_Toc8798"/>
       <w:bookmarkStart w:id="72" w:name="_Toc149837260"/>
-      <w:bookmarkStart w:id="73" w:name="_Toc8798"/>
+      <w:bookmarkStart w:id="73" w:name="_Toc25231"/>
       <w:r>
         <w:rPr>
           <w:rFonts w:hint="eastAsia"/>
@@ -17304,12 +17349,6 @@
             <w:insideH w:val="single" w:color="A4A4A4" w:sz="4" w:space="0"/>
             <w:insideV w:val="single" w:color="A4A4A4" w:sz="4" w:space="0"/>
           </w:tblBorders>
-          <w:tblCellMar>
-            <w:top w:w="0" w:type="dxa"/>
-            <w:left w:w="113" w:type="dxa"/>
-            <w:bottom w:w="0" w:type="dxa"/>
-            <w:right w:w="113" w:type="dxa"/>
-          </w:tblCellMar>
         </w:tblPrEx>
         <w:trPr>
           <w:jc w:val="center"/>
@@ -17628,22 +17667,22 @@
           <w:lang w:eastAsia="zh-CN"/>
         </w:rPr>
       </w:pPr>
-      <w:bookmarkStart w:id="74" w:name="_Toc23431"/>
-      <w:bookmarkStart w:id="75" w:name="_Toc9272"/>
-      <w:bookmarkStart w:id="76" w:name="_Toc10223"/>
-      <w:bookmarkStart w:id="77" w:name="_Toc20034"/>
+      <w:bookmarkStart w:id="74" w:name="_Toc10223"/>
+      <w:bookmarkStart w:id="75" w:name="_Toc23431"/>
+      <w:bookmarkStart w:id="76" w:name="_Toc20034"/>
+      <w:bookmarkStart w:id="77" w:name="_Toc9272"/>
       <w:bookmarkStart w:id="78" w:name="_Toc106719764"/>
       <w:bookmarkStart w:id="79" w:name="_Toc149837262"/>
-      <w:bookmarkStart w:id="80" w:name="_Toc106294401"/>
-      <w:bookmarkStart w:id="81" w:name="_Toc26583"/>
+      <w:bookmarkStart w:id="80" w:name="_Toc26583"/>
+      <w:bookmarkStart w:id="81" w:name="_Toc106294401"/>
       <w:bookmarkStart w:id="82" w:name="_Toc21764_WPSOffice_Level1"/>
       <w:bookmarkStart w:id="83" w:name="_Toc13196_WPSOffice_Level1"/>
-      <w:bookmarkStart w:id="84" w:name="_Toc1707_WPSOffice_Level1"/>
-      <w:bookmarkStart w:id="85" w:name="_Toc2409"/>
-      <w:bookmarkStart w:id="86" w:name="_Toc27302"/>
-      <w:bookmarkStart w:id="87" w:name="_Toc12505"/>
-      <w:bookmarkStart w:id="88" w:name="_Toc28240"/>
-      <w:bookmarkStart w:id="89" w:name="_Toc16594"/>
+      <w:bookmarkStart w:id="84" w:name="_Toc12505"/>
+      <w:bookmarkStart w:id="85" w:name="_Toc16594"/>
+      <w:bookmarkStart w:id="86" w:name="_Toc1707_WPSOffice_Level1"/>
+      <w:bookmarkStart w:id="87" w:name="_Toc28240"/>
+      <w:bookmarkStart w:id="88" w:name="_Toc27302"/>
+      <w:bookmarkStart w:id="89" w:name="_Toc2409"/>
       <w:r>
         <w:rPr>
           <w:rFonts w:hint="eastAsia"/>
@@ -20742,8 +20781,8 @@
           </w14:shadow>
         </w:rPr>
       </w:pPr>
-      <w:bookmarkStart w:id="90" w:name="_Toc24427"/>
-      <w:bookmarkStart w:id="91" w:name="_Toc9161"/>
+      <w:bookmarkStart w:id="90" w:name="_Toc9161"/>
+      <w:bookmarkStart w:id="91" w:name="_Toc24427"/>
       <w:r>
         <w:rPr>
           <w:rFonts w:ascii="Times New Roman" w:hAnsi="Times New Roman"/>
@@ -20794,11 +20833,11 @@
           <w:sz w:val="30"/>
         </w:rPr>
       </w:pPr>
-      <w:bookmarkStart w:id="93" w:name="_Toc21309"/>
-      <w:bookmarkStart w:id="94" w:name="_Toc106294402"/>
-      <w:bookmarkStart w:id="95" w:name="_Toc12903"/>
-      <w:bookmarkStart w:id="96" w:name="_Toc16200"/>
-      <w:bookmarkStart w:id="97" w:name="_Toc29106"/>
+      <w:bookmarkStart w:id="93" w:name="_Toc16200"/>
+      <w:bookmarkStart w:id="94" w:name="_Toc29106"/>
+      <w:bookmarkStart w:id="95" w:name="_Toc21309"/>
+      <w:bookmarkStart w:id="96" w:name="_Toc106294402"/>
+      <w:bookmarkStart w:id="97" w:name="_Toc12903"/>
       <w:r>
         <w:rPr>
           <w:rFonts w:hint="eastAsia" w:ascii="Times New Roman" w:hAnsi="Times New Roman"/>
@@ -20888,8 +20927,8 @@
                 </w14:textFill>
               </w:rPr>
             </w:pPr>
-            <w:bookmarkStart w:id="98" w:name="_Toc1694"/>
-            <w:bookmarkStart w:id="99" w:name="_Toc106294403"/>
+            <w:bookmarkStart w:id="98" w:name="_Toc106294403"/>
+            <w:bookmarkStart w:id="99" w:name="_Toc1694"/>
             <w:r>
               <w:rPr>
                 <w:rFonts w:ascii="Times New Roman" w:hAnsi="Times New Roman" w:eastAsia="微软雅黑" w:cs="Times New Roman"/>
@@ -21871,13 +21910,13 @@
           <w:lang w:eastAsia="zh-CN"/>
         </w:rPr>
       </w:pPr>
-      <w:bookmarkStart w:id="101" w:name="_Toc23606"/>
-      <w:bookmarkStart w:id="102" w:name="_Toc4331_WPSOffice_Level2"/>
-      <w:bookmarkStart w:id="103" w:name="_Toc32302"/>
-      <w:bookmarkStart w:id="104" w:name="_Toc18569"/>
-      <w:bookmarkStart w:id="105" w:name="_Toc32443_WPSOffice_Level2"/>
-      <w:bookmarkStart w:id="106" w:name="_Toc30024"/>
-      <w:bookmarkStart w:id="107" w:name="_Toc149837264"/>
+      <w:bookmarkStart w:id="101" w:name="_Toc4331_WPSOffice_Level2"/>
+      <w:bookmarkStart w:id="102" w:name="_Toc32302"/>
+      <w:bookmarkStart w:id="103" w:name="_Toc23606"/>
+      <w:bookmarkStart w:id="104" w:name="_Toc32443_WPSOffice_Level2"/>
+      <w:bookmarkStart w:id="105" w:name="_Toc18569"/>
+      <w:bookmarkStart w:id="106" w:name="_Toc149837264"/>
+      <w:bookmarkStart w:id="107" w:name="_Toc30024"/>
       <w:r>
         <w:rPr>
           <w:rFonts w:hint="eastAsia"/>
@@ -26643,7 +26682,27 @@
           <w:szCs w:val="24"/>
           <w:lang w:eastAsia="zh-CN"/>
         </w:rPr>
-        <w:t>{{ tdd.comutation }}</w:t>
+        <w:t>{{ tdd.comutation</w:t>
+      </w:r>
+      <w:r>
+        <w:rPr>
+          <w:rFonts w:hint="eastAsia" w:ascii="Times New Roman" w:hAnsi="Times New Roman" w:eastAsia="微软雅黑" w:cs="Times New Roman"/>
+          <w:b/>
+          <w:sz w:val="24"/>
+          <w:szCs w:val="24"/>
+          <w:lang w:val="en-US" w:eastAsia="zh-CN"/>
+        </w:rPr>
+        <w:t>1</w:t>
+      </w:r>
+      <w:r>
+        <w:rPr>
+          <w:rFonts w:hint="eastAsia" w:ascii="Times New Roman" w:hAnsi="Times New Roman" w:eastAsia="微软雅黑" w:cs="Times New Roman"/>
+          <w:b/>
+          <w:sz w:val="24"/>
+          <w:szCs w:val="24"/>
+          <w:lang w:eastAsia="zh-CN"/>
+        </w:rPr>
+        <w:t xml:space="preserve"> }}</w:t>
       </w:r>
     </w:p>
     <w:tbl>
@@ -26684,6 +26743,12 @@
             <w:insideH w:val="dotted" w:color="45A3A7" w:sz="4" w:space="0"/>
             <w:insideV w:val="dotted" w:color="45A3A7" w:sz="4" w:space="0"/>
           </w:tblBorders>
+          <w:tblCellMar>
+            <w:top w:w="0" w:type="dxa"/>
+            <w:left w:w="108" w:type="dxa"/>
+            <w:bottom w:w="0" w:type="dxa"/>
+            <w:right w:w="108" w:type="dxa"/>
+          </w:tblCellMar>
         </w:tblPrEx>
         <w:trPr>
           <w:trHeight w:val="417" w:hRule="atLeast"/>
@@ -26771,7 +26836,7 @@
                 <w:szCs w:val="18"/>
                 <w:lang w:val="en-US" w:eastAsia="zh-CN"/>
               </w:rPr>
-              <w:t>-</w:t>
+              <w:t>{{tdd.comutation}}</w:t>
             </w:r>
           </w:p>
         </w:tc>
@@ -35394,14 +35459,14 @@
           <w:sz w:val="30"/>
         </w:rPr>
       </w:pPr>
-      <w:bookmarkStart w:id="113" w:name="_Toc4168"/>
-      <w:bookmarkStart w:id="114" w:name="_Toc27075"/>
-      <w:bookmarkStart w:id="115" w:name="_Toc31490"/>
-      <w:bookmarkStart w:id="116" w:name="_Toc15840_WPSOffice_Level1"/>
-      <w:bookmarkStart w:id="117" w:name="_Toc14255_WPSOffice_Level1"/>
-      <w:bookmarkStart w:id="118" w:name="_Toc24085_WPSOffice_Level1"/>
-      <w:bookmarkStart w:id="119" w:name="_Toc6594"/>
-      <w:bookmarkStart w:id="120" w:name="_Toc11369"/>
+      <w:bookmarkStart w:id="113" w:name="_Toc27075"/>
+      <w:bookmarkStart w:id="114" w:name="_Toc15840_WPSOffice_Level1"/>
+      <w:bookmarkStart w:id="115" w:name="_Toc4168"/>
+      <w:bookmarkStart w:id="116" w:name="_Toc24085_WPSOffice_Level1"/>
+      <w:bookmarkStart w:id="117" w:name="_Toc6594"/>
+      <w:bookmarkStart w:id="118" w:name="_Toc14255_WPSOffice_Level1"/>
+      <w:bookmarkStart w:id="119" w:name="_Toc11369"/>
+      <w:bookmarkStart w:id="120" w:name="_Toc31490"/>
       <w:bookmarkStart w:id="121" w:name="_Toc106294406"/>
       <w:r>
         <w:rPr>
@@ -38050,22 +38115,22 @@
         </w:rPr>
       </w:pPr>
       <w:bookmarkStart w:id="122" w:name="_Toc3454"/>
-      <w:bookmarkStart w:id="123" w:name="_Toc106294408"/>
-      <w:bookmarkStart w:id="124" w:name="_Toc7597"/>
+      <w:bookmarkStart w:id="123" w:name="_Toc149837270"/>
+      <w:bookmarkStart w:id="124" w:name="_Toc17216"/>
       <w:bookmarkStart w:id="125" w:name="_Toc19745"/>
-      <w:bookmarkStart w:id="126" w:name="_Toc11446"/>
-      <w:bookmarkStart w:id="127" w:name="_Toc17216"/>
-      <w:bookmarkStart w:id="128" w:name="_Toc149837270"/>
-      <w:bookmarkStart w:id="129" w:name="_Toc27809"/>
-      <w:bookmarkStart w:id="130" w:name="_Toc106294410"/>
-      <w:bookmarkStart w:id="131" w:name="_Toc4503"/>
-      <w:bookmarkStart w:id="132" w:name="_Toc11901"/>
-      <w:bookmarkStart w:id="133" w:name="_Toc19584_WPSOffice_Level1"/>
-      <w:bookmarkStart w:id="134" w:name="_Toc22162_WPSOffice_Level1"/>
-      <w:bookmarkStart w:id="135" w:name="_Toc17792_WPSOffice_Level2"/>
-      <w:bookmarkStart w:id="136" w:name="_Toc22623"/>
+      <w:bookmarkStart w:id="126" w:name="_Toc7597"/>
+      <w:bookmarkStart w:id="127" w:name="_Toc11446"/>
+      <w:bookmarkStart w:id="128" w:name="_Toc106294408"/>
+      <w:bookmarkStart w:id="129" w:name="_Toc106294410"/>
+      <w:bookmarkStart w:id="130" w:name="_Toc27809"/>
+      <w:bookmarkStart w:id="131" w:name="_Toc11901"/>
+      <w:bookmarkStart w:id="132" w:name="_Toc4503"/>
+      <w:bookmarkStart w:id="133" w:name="_Toc22162_WPSOffice_Level1"/>
+      <w:bookmarkStart w:id="134" w:name="_Toc22623"/>
+      <w:bookmarkStart w:id="135" w:name="_Toc14611_WPSOffice_Level1"/>
+      <w:bookmarkStart w:id="136" w:name="_Toc19584_WPSOffice_Level1"/>
       <w:bookmarkStart w:id="137" w:name="_Toc13275"/>
-      <w:bookmarkStart w:id="138" w:name="_Toc14611_WPSOffice_Level1"/>
+      <w:bookmarkStart w:id="138" w:name="_Toc17792_WPSOffice_Level2"/>
       <w:r>
         <w:rPr>
           <w:rFonts w:hint="eastAsia"/>
@@ -41882,9 +41947,9 @@
           <w:lang w:eastAsia="zh-CN"/>
         </w:rPr>
       </w:pPr>
-      <w:bookmarkStart w:id="139" w:name="_Toc32674"/>
-      <w:bookmarkStart w:id="140" w:name="_Toc2019"/>
-      <w:bookmarkStart w:id="141" w:name="_Toc4976"/>
+      <w:bookmarkStart w:id="139" w:name="_Toc2019"/>
+      <w:bookmarkStart w:id="140" w:name="_Toc4976"/>
+      <w:bookmarkStart w:id="141" w:name="_Toc32674"/>
       <w:bookmarkStart w:id="142" w:name="_Toc15114"/>
       <w:bookmarkStart w:id="143" w:name="_Toc3409"/>
       <w:r>
@@ -42385,8 +42450,8 @@
           <w:lang w:eastAsia="zh-CN"/>
         </w:rPr>
       </w:pPr>
-      <w:bookmarkStart w:id="144" w:name="_Toc6450"/>
-      <w:bookmarkStart w:id="145" w:name="_Toc1389"/>
+      <w:bookmarkStart w:id="144" w:name="_Toc1389"/>
+      <w:bookmarkStart w:id="145" w:name="_Toc6450"/>
       <w:r>
         <w:rPr>
           <w:rFonts w:hint="eastAsia"/>

--- a/WebContent/docx/子宫内膜癌检测报告-苏州市立医院-本部&北区.docx
+++ b/WebContent/docx/子宫内膜癌检测报告-苏州市立医院-本部&北区.docx
@@ -2831,17 +2831,17 @@
           </w14:shadow>
         </w:rPr>
       </w:pPr>
-      <w:bookmarkStart w:id="0" w:name="_Toc21009_WPSOffice_Level1"/>
-      <w:bookmarkStart w:id="1" w:name="_Toc13806"/>
-      <w:bookmarkStart w:id="2" w:name="_Toc30143_WPSOffice_Level1"/>
-      <w:bookmarkStart w:id="3" w:name="_Toc27500"/>
+      <w:bookmarkStart w:id="0" w:name="_Toc13806"/>
+      <w:bookmarkStart w:id="1" w:name="_Toc30143_WPSOffice_Level1"/>
+      <w:bookmarkStart w:id="2" w:name="_Toc21009_WPSOffice_Level1"/>
+      <w:bookmarkStart w:id="3" w:name="_Toc21669"/>
       <w:bookmarkStart w:id="4" w:name="_Toc24178_WPSOffice_Level1"/>
-      <w:bookmarkStart w:id="5" w:name="_Toc24397"/>
-      <w:bookmarkStart w:id="6" w:name="_Toc12208"/>
-      <w:bookmarkStart w:id="7" w:name="_Toc21669"/>
-      <w:bookmarkStart w:id="8" w:name="_Toc32054"/>
-      <w:bookmarkStart w:id="9" w:name="_Toc106294392"/>
-      <w:bookmarkStart w:id="10" w:name="_Toc11269"/>
+      <w:bookmarkStart w:id="5" w:name="_Toc106294392"/>
+      <w:bookmarkStart w:id="6" w:name="_Toc24397"/>
+      <w:bookmarkStart w:id="7" w:name="_Toc27500"/>
+      <w:bookmarkStart w:id="8" w:name="_Toc11269"/>
+      <w:bookmarkStart w:id="9" w:name="_Toc32054"/>
+      <w:bookmarkStart w:id="10" w:name="_Toc12208"/>
       <w:r>
         <w:rPr>
           <w:rFonts w:ascii="Times New Roman" w:hAnsi="Times New Roman"/>
@@ -3717,14 +3717,14 @@
       </w:pPr>
       <w:bookmarkStart w:id="11" w:name="_Toc21469"/>
       <w:bookmarkStart w:id="12" w:name="_Toc17451"/>
-      <w:bookmarkStart w:id="13" w:name="_Toc106294393"/>
-      <w:bookmarkStart w:id="14" w:name="_Toc11015_WPSOffice_Level1"/>
-      <w:bookmarkStart w:id="15" w:name="_Toc11465"/>
-      <w:bookmarkStart w:id="16" w:name="_Toc18062_WPSOffice_Level1"/>
-      <w:bookmarkStart w:id="17" w:name="_Toc19594"/>
-      <w:bookmarkStart w:id="18" w:name="_Toc14141"/>
-      <w:bookmarkStart w:id="19" w:name="_Toc7021_WPSOffice_Level1"/>
-      <w:bookmarkStart w:id="20" w:name="_Toc10518"/>
+      <w:bookmarkStart w:id="13" w:name="_Toc14141"/>
+      <w:bookmarkStart w:id="14" w:name="_Toc10518"/>
+      <w:bookmarkStart w:id="15" w:name="_Toc18062_WPSOffice_Level1"/>
+      <w:bookmarkStart w:id="16" w:name="_Toc19594"/>
+      <w:bookmarkStart w:id="17" w:name="_Toc106294393"/>
+      <w:bookmarkStart w:id="18" w:name="_Toc7021_WPSOffice_Level1"/>
+      <w:bookmarkStart w:id="19" w:name="_Toc11015_WPSOffice_Level1"/>
+      <w:bookmarkStart w:id="20" w:name="_Toc11465"/>
       <w:bookmarkStart w:id="21" w:name="_Toc3823"/>
       <w:r>
         <w:rPr>
@@ -3998,13 +3998,13 @@
           </w14:shadow>
         </w:rPr>
       </w:pPr>
-      <w:bookmarkStart w:id="23" w:name="_Toc3871"/>
-      <w:bookmarkStart w:id="24" w:name="_Toc25920"/>
-      <w:bookmarkStart w:id="25" w:name="_Toc18058"/>
-      <w:bookmarkStart w:id="26" w:name="_Toc1410"/>
-      <w:bookmarkStart w:id="27" w:name="_Toc6221_WPSOffice_Level1"/>
-      <w:bookmarkStart w:id="28" w:name="_Toc106294395"/>
-      <w:bookmarkStart w:id="29" w:name="_Toc4088"/>
+      <w:bookmarkStart w:id="23" w:name="_Toc25920"/>
+      <w:bookmarkStart w:id="24" w:name="_Toc3871"/>
+      <w:bookmarkStart w:id="25" w:name="_Toc4088"/>
+      <w:bookmarkStart w:id="26" w:name="_Toc18058"/>
+      <w:bookmarkStart w:id="27" w:name="_Toc1410"/>
+      <w:bookmarkStart w:id="28" w:name="_Toc6221_WPSOffice_Level1"/>
+      <w:bookmarkStart w:id="29" w:name="_Toc106294395"/>
       <w:bookmarkStart w:id="30" w:name="_Toc23369_WPSOffice_Level1"/>
       <w:bookmarkStart w:id="31" w:name="_Toc32007"/>
       <w:bookmarkStart w:id="32" w:name="_Toc20699"/>
@@ -4077,8 +4077,8 @@
         </w:rPr>
       </w:pPr>
       <w:bookmarkStart w:id="33" w:name="_Toc149837254"/>
-      <w:bookmarkStart w:id="34" w:name="_Toc1061"/>
-      <w:bookmarkStart w:id="35" w:name="_Toc29602"/>
+      <w:bookmarkStart w:id="34" w:name="_Toc29602"/>
+      <w:bookmarkStart w:id="35" w:name="_Toc1061"/>
       <w:r>
         <w:rPr>
           <w:rFonts w:hint="eastAsia"/>
@@ -5771,9 +5771,459 @@
         </w:rPr>
       </w:pPr>
     </w:p>
+    <w:tbl>
+      <w:tblPr>
+        <w:tblStyle w:val="33"/>
+        <w:tblW w:w="6772" w:type="dxa"/>
+        <w:jc w:val="right"/>
+        <w:tblLayout w:type="fixed"/>
+        <w:tblCellMar>
+          <w:top w:w="0" w:type="dxa"/>
+          <w:left w:w="0" w:type="dxa"/>
+          <w:bottom w:w="0" w:type="dxa"/>
+          <w:right w:w="0" w:type="dxa"/>
+        </w:tblCellMar>
+      </w:tblPr>
+      <w:tblGrid>
+        <w:gridCol w:w="1272"/>
+        <w:gridCol w:w="2040"/>
+        <w:gridCol w:w="1166"/>
+        <w:gridCol w:w="2294"/>
+      </w:tblGrid>
+      <w:tr>
+        <w:tblPrEx>
+          <w:tblCellMar>
+            <w:top w:w="0" w:type="dxa"/>
+            <w:left w:w="0" w:type="dxa"/>
+            <w:bottom w:w="0" w:type="dxa"/>
+            <w:right w:w="0" w:type="dxa"/>
+          </w:tblCellMar>
+        </w:tblPrEx>
+        <w:trPr>
+          <w:trHeight w:val="680" w:hRule="exact"/>
+          <w:jc w:val="right"/>
+        </w:trPr>
+        <w:tc>
+          <w:tcPr>
+            <w:tcW w:w="1272" w:type="dxa"/>
+            <w:vAlign w:val="center"/>
+          </w:tcPr>
+          <w:p>
+            <w:pPr>
+              <w:pStyle w:val="22"/>
+              <w:spacing w:before="13"/>
+              <w:ind w:left="13" w:right="95"/>
+              <w:jc w:val="both"/>
+              <w:rPr>
+                <w:rFonts w:ascii="Times New Roman" w:hAnsi="Times New Roman" w:cs="Times New Roman"/>
+                <w:b/>
+                <w:sz w:val="24"/>
+                <w:szCs w:val="24"/>
+              </w:rPr>
+            </w:pPr>
+            <w:r>
+              <w:rPr>
+                <w:rFonts w:ascii="Times New Roman" w:hAnsi="Times New Roman" w:cs="Times New Roman"/>
+                <w:b/>
+                <w:sz w:val="24"/>
+                <w:szCs w:val="24"/>
+              </w:rPr>
+              <w:t>检测人：</w:t>
+            </w:r>
+          </w:p>
+        </w:tc>
+        <w:tc>
+          <w:tcPr>
+            <w:tcW w:w="2040" w:type="dxa"/>
+            <w:vAlign w:val="center"/>
+          </w:tcPr>
+          <w:p>
+            <w:pPr>
+              <w:pStyle w:val="22"/>
+              <w:spacing w:before="13"/>
+              <w:jc w:val="both"/>
+              <w:rPr>
+                <w:rFonts w:ascii="Times New Roman" w:hAnsi="Times New Roman" w:cs="Times New Roman"/>
+                <w:b/>
+                <w:sz w:val="24"/>
+                <w:szCs w:val="24"/>
+              </w:rPr>
+            </w:pPr>
+            <w:r>
+              <w:rPr>
+                <w:rFonts w:hint="eastAsia" w:ascii="Times New Roman" w:hAnsi="Times New Roman" w:cs="Times New Roman"/>
+                <w:b/>
+                <w:sz w:val="24"/>
+                <w:szCs w:val="24"/>
+              </w:rPr>
+              <w:t>{{"ty_tianjin1"|sign(64,28)}}</w:t>
+            </w:r>
+          </w:p>
+        </w:tc>
+        <w:tc>
+          <w:tcPr>
+            <w:tcW w:w="1166" w:type="dxa"/>
+            <w:vAlign w:val="center"/>
+          </w:tcPr>
+          <w:p>
+            <w:pPr>
+              <w:pStyle w:val="22"/>
+              <w:spacing w:before="13"/>
+              <w:jc w:val="both"/>
+              <w:rPr>
+                <w:rFonts w:ascii="Times New Roman" w:hAnsi="Times New Roman" w:cs="Times New Roman"/>
+                <w:b/>
+                <w:sz w:val="24"/>
+                <w:szCs w:val="24"/>
+              </w:rPr>
+            </w:pPr>
+            <w:r>
+              <w:rPr>
+                <w:rFonts w:ascii="Times New Roman" w:hAnsi="Times New Roman" w:cs="Times New Roman"/>
+                <w:b/>
+                <w:sz w:val="24"/>
+                <w:szCs w:val="24"/>
+              </w:rPr>
+              <w:t>复核人</w:t>
+            </w:r>
+            <w:r>
+              <w:rPr>
+                <w:rFonts w:ascii="Times New Roman" w:hAnsi="Times New Roman" w:cs="Times New Roman"/>
+                <w:b/>
+                <w:sz w:val="24"/>
+                <w:szCs w:val="24"/>
+                <w:lang w:eastAsia="zh-CN"/>
+              </w:rPr>
+              <w:t>：</w:t>
+            </w:r>
+          </w:p>
+        </w:tc>
+        <w:tc>
+          <w:tcPr>
+            <w:tcW w:w="2294" w:type="dxa"/>
+            <w:vAlign w:val="center"/>
+          </w:tcPr>
+          <w:p>
+            <w:pPr>
+              <w:pStyle w:val="22"/>
+              <w:spacing w:before="13"/>
+              <w:ind w:right="15"/>
+              <w:jc w:val="both"/>
+              <w:rPr>
+                <w:rFonts w:ascii="Times New Roman" w:hAnsi="Times New Roman" w:cs="Times New Roman"/>
+                <w:b/>
+                <w:sz w:val="24"/>
+                <w:szCs w:val="24"/>
+              </w:rPr>
+            </w:pPr>
+            <w:r>
+              <w:rPr>
+                <w:rFonts w:hint="eastAsia" w:ascii="Times New Roman" w:hAnsi="Times New Roman" w:cs="Times New Roman"/>
+                <w:b/>
+                <w:sz w:val="24"/>
+                <w:szCs w:val="24"/>
+              </w:rPr>
+              <w:t>{{"ty_tianjin2"|sign(59,34)}}</w:t>
+            </w:r>
+            <w:r>
+              <w:rPr>
+                <w:sz w:val="18"/>
+              </w:rPr>
+              <w:drawing>
+                <wp:anchor distT="0" distB="0" distL="114300" distR="114300" simplePos="0" relativeHeight="251663360" behindDoc="0" locked="0" layoutInCell="1" allowOverlap="1">
+                  <wp:simplePos x="0" y="0"/>
+                  <wp:positionH relativeFrom="column">
+                    <wp:posOffset>-398145</wp:posOffset>
+                  </wp:positionH>
+                  <wp:positionV relativeFrom="paragraph">
+                    <wp:posOffset>-311785</wp:posOffset>
+                  </wp:positionV>
+                  <wp:extent cx="1443355" cy="1443355"/>
+                  <wp:effectExtent l="0" t="0" r="4445" b="4445"/>
+                  <wp:wrapNone/>
+                  <wp:docPr id="21" name="图片 25"/>
+                  <wp:cNvGraphicFramePr>
+                    <a:graphicFrameLocks xmlns:a="http://schemas.openxmlformats.org/drawingml/2006/main" noChangeAspect="1"/>
+                  </wp:cNvGraphicFramePr>
+                  <a:graphic xmlns:a="http://schemas.openxmlformats.org/drawingml/2006/main">
+                    <a:graphicData uri="http://schemas.openxmlformats.org/drawingml/2006/picture">
+                      <pic:pic xmlns:pic="http://schemas.openxmlformats.org/drawingml/2006/picture">
+                        <pic:nvPicPr>
+                          <pic:cNvPr id="21" name="图片 25"/>
+                          <pic:cNvPicPr>
+                            <a:picLocks noChangeAspect="1" noChangeArrowheads="1"/>
+                          </pic:cNvPicPr>
+                        </pic:nvPicPr>
+                        <pic:blipFill>
+                          <a:blip r:embed="rId10">
+                            <a:extLst>
+                              <a:ext uri="{28A0092B-C50C-407E-A947-70E740481C1C}">
+                                <a14:useLocalDpi xmlns:a14="http://schemas.microsoft.com/office/drawing/2010/main" val="0"/>
+                              </a:ext>
+                            </a:extLst>
+                          </a:blip>
+                          <a:srcRect/>
+                          <a:stretch>
+                            <a:fillRect/>
+                          </a:stretch>
+                        </pic:blipFill>
+                        <pic:spPr>
+                          <a:xfrm>
+                            <a:off x="0" y="0"/>
+                            <a:ext cx="1443355" cy="1443355"/>
+                          </a:xfrm>
+                          <a:prstGeom prst="rect">
+                            <a:avLst/>
+                          </a:prstGeom>
+                          <a:noFill/>
+                          <a:ln>
+                            <a:noFill/>
+                          </a:ln>
+                        </pic:spPr>
+                      </pic:pic>
+                    </a:graphicData>
+                  </a:graphic>
+                </wp:anchor>
+              </w:drawing>
+            </w:r>
+          </w:p>
+        </w:tc>
+      </w:tr>
+      <w:tr>
+        <w:tblPrEx>
+          <w:tblCellMar>
+            <w:top w:w="0" w:type="dxa"/>
+            <w:left w:w="0" w:type="dxa"/>
+            <w:bottom w:w="0" w:type="dxa"/>
+            <w:right w:w="0" w:type="dxa"/>
+          </w:tblCellMar>
+        </w:tblPrEx>
+        <w:trPr>
+          <w:trHeight w:val="457" w:hRule="exact"/>
+          <w:jc w:val="right"/>
+        </w:trPr>
+        <w:tc>
+          <w:tcPr>
+            <w:tcW w:w="1272" w:type="dxa"/>
+            <w:vAlign w:val="center"/>
+          </w:tcPr>
+          <w:p>
+            <w:pPr>
+              <w:pStyle w:val="22"/>
+              <w:spacing w:line="341" w:lineRule="exact"/>
+              <w:ind w:left="13" w:right="165"/>
+              <w:jc w:val="both"/>
+              <w:rPr>
+                <w:rFonts w:ascii="Times New Roman" w:hAnsi="Times New Roman" w:cs="Times New Roman"/>
+                <w:b/>
+                <w:sz w:val="24"/>
+                <w:szCs w:val="24"/>
+              </w:rPr>
+            </w:pPr>
+            <w:r>
+              <w:rPr>
+                <w:rFonts w:ascii="Times New Roman" w:hAnsi="Times New Roman" w:cs="Times New Roman"/>
+                <w:b/>
+                <w:sz w:val="24"/>
+                <w:szCs w:val="24"/>
+              </w:rPr>
+              <w:t>日</w:t>
+            </w:r>
+            <w:r>
+              <w:rPr>
+                <w:rFonts w:ascii="Times New Roman" w:hAnsi="Times New Roman" w:cs="Times New Roman"/>
+                <w:b/>
+                <w:sz w:val="24"/>
+                <w:szCs w:val="24"/>
+                <w:lang w:eastAsia="zh-CN"/>
+              </w:rPr>
+              <w:t xml:space="preserve">  </w:t>
+            </w:r>
+            <w:r>
+              <w:rPr>
+                <w:rFonts w:ascii="Times New Roman" w:hAnsi="Times New Roman" w:cs="Times New Roman"/>
+                <w:b/>
+                <w:sz w:val="24"/>
+                <w:szCs w:val="24"/>
+              </w:rPr>
+              <w:t>期：</w:t>
+            </w:r>
+          </w:p>
+        </w:tc>
+        <w:tc>
+          <w:tcPr>
+            <w:tcW w:w="2040" w:type="dxa"/>
+            <w:vAlign w:val="center"/>
+          </w:tcPr>
+          <w:p>
+            <w:pPr>
+              <w:pStyle w:val="22"/>
+              <w:spacing w:line="363" w:lineRule="exact"/>
+              <w:jc w:val="both"/>
+              <w:rPr>
+                <w:rFonts w:ascii="Times New Roman" w:hAnsi="Times New Roman" w:cs="Times New Roman"/>
+                <w:sz w:val="24"/>
+                <w:szCs w:val="24"/>
+              </w:rPr>
+            </w:pPr>
+            <w:r>
+              <w:rPr>
+                <w:rFonts w:ascii="Times New Roman" w:hAnsi="Times New Roman" w:cs="Times New Roman"/>
+                <w:kern w:val="2"/>
+                <w:sz w:val="24"/>
+                <w:szCs w:val="24"/>
+                <w:lang w:eastAsia="zh-CN"/>
+              </w:rPr>
+              <w:t>{{ reportdate }}</w:t>
+            </w:r>
+          </w:p>
+        </w:tc>
+        <w:tc>
+          <w:tcPr>
+            <w:tcW w:w="1166" w:type="dxa"/>
+            <w:vAlign w:val="center"/>
+          </w:tcPr>
+          <w:p>
+            <w:pPr>
+              <w:pStyle w:val="22"/>
+              <w:spacing w:line="341" w:lineRule="exact"/>
+              <w:jc w:val="both"/>
+              <w:rPr>
+                <w:rFonts w:ascii="Times New Roman" w:hAnsi="Times New Roman" w:cs="Times New Roman"/>
+                <w:b/>
+                <w:sz w:val="24"/>
+                <w:szCs w:val="24"/>
+              </w:rPr>
+            </w:pPr>
+            <w:r>
+              <w:rPr>
+                <w:rFonts w:ascii="Times New Roman" w:hAnsi="Times New Roman" w:cs="Times New Roman"/>
+                <w:b/>
+                <w:sz w:val="24"/>
+                <w:szCs w:val="24"/>
+              </w:rPr>
+              <w:t>日</w:t>
+            </w:r>
+            <w:r>
+              <w:rPr>
+                <w:rFonts w:ascii="Times New Roman" w:hAnsi="Times New Roman" w:cs="Times New Roman"/>
+                <w:b/>
+                <w:sz w:val="24"/>
+                <w:szCs w:val="24"/>
+                <w:lang w:eastAsia="zh-CN"/>
+              </w:rPr>
+              <w:t xml:space="preserve">  </w:t>
+            </w:r>
+            <w:r>
+              <w:rPr>
+                <w:rFonts w:ascii="Times New Roman" w:hAnsi="Times New Roman" w:cs="Times New Roman"/>
+                <w:b/>
+                <w:sz w:val="24"/>
+                <w:szCs w:val="24"/>
+              </w:rPr>
+              <w:t>期：</w:t>
+            </w:r>
+          </w:p>
+        </w:tc>
+        <w:tc>
+          <w:tcPr>
+            <w:tcW w:w="2294" w:type="dxa"/>
+            <w:vAlign w:val="center"/>
+          </w:tcPr>
+          <w:p>
+            <w:pPr>
+              <w:pStyle w:val="22"/>
+              <w:spacing w:line="363" w:lineRule="exact"/>
+              <w:ind w:right="15"/>
+              <w:jc w:val="both"/>
+              <w:rPr>
+                <w:rFonts w:ascii="Times New Roman" w:hAnsi="Times New Roman" w:cs="Times New Roman"/>
+                <w:sz w:val="24"/>
+                <w:szCs w:val="24"/>
+              </w:rPr>
+            </w:pPr>
+            <w:r>
+              <w:rPr>
+                <w:rFonts w:ascii="Times New Roman" w:hAnsi="Times New Roman" w:cs="Times New Roman"/>
+                <w:kern w:val="2"/>
+                <w:sz w:val="24"/>
+                <w:szCs w:val="24"/>
+                <w:lang w:eastAsia="zh-CN"/>
+              </w:rPr>
+              <w:t>{{ reportdate }}</w:t>
+            </w:r>
+          </w:p>
+        </w:tc>
+      </w:tr>
+    </w:tbl>
     <w:p>
       <w:pPr>
         <w:rPr>
+          <w:rFonts w:ascii="Times New Roman" w:hAnsi="Times New Roman" w:eastAsia="微软雅黑" w:cs="Times New Roman"/>
+          <w:sz w:val="24"/>
+          <w:szCs w:val="24"/>
+          <w:lang w:eastAsia="zh-CN"/>
+        </w:rPr>
+      </w:pPr>
+      <w:r>
+        <w:rPr>
+          <w:rFonts w:hint="eastAsia" w:ascii="Times New Roman" w:hAnsi="Times New Roman" w:eastAsia="微软雅黑" w:cs="Times New Roman"/>
+          <w:sz w:val="24"/>
+          <w:szCs w:val="24"/>
+          <w:lang w:eastAsia="zh-CN"/>
+        </w:rPr>
+        <w:t xml:space="preserve">{% endif %}{% if testedby == </w:t>
+      </w:r>
+      <w:r>
+        <w:rPr>
+          <w:rFonts w:ascii="Times New Roman" w:hAnsi="Times New Roman" w:eastAsia="微软雅黑" w:cs="Times New Roman"/>
+          <w:sz w:val="24"/>
+          <w:szCs w:val="24"/>
+          <w:lang w:eastAsia="zh-CN"/>
+        </w:rPr>
+        <w:t>“</w:t>
+      </w:r>
+      <w:r>
+        <w:rPr>
+          <w:rFonts w:hint="eastAsia" w:ascii="Times New Roman" w:hAnsi="Times New Roman" w:eastAsia="微软雅黑" w:cs="Times New Roman"/>
+          <w:sz w:val="24"/>
+          <w:szCs w:val="24"/>
+          <w:lang w:eastAsia="zh-CN"/>
+        </w:rPr>
+        <w:t>2</w:t>
+      </w:r>
+      <w:r>
+        <w:rPr>
+          <w:rFonts w:ascii="Times New Roman" w:hAnsi="Times New Roman" w:eastAsia="微软雅黑" w:cs="Times New Roman"/>
+          <w:sz w:val="24"/>
+          <w:szCs w:val="24"/>
+          <w:lang w:eastAsia="zh-CN"/>
+        </w:rPr>
+        <w:t>”</w:t>
+      </w:r>
+      <w:r>
+        <w:rPr>
+          <w:rFonts w:hint="eastAsia" w:ascii="Times New Roman" w:hAnsi="Times New Roman" w:eastAsia="微软雅黑" w:cs="Times New Roman"/>
+          <w:sz w:val="24"/>
+          <w:szCs w:val="24"/>
+          <w:lang w:eastAsia="zh-CN"/>
+        </w:rPr>
+        <w:t xml:space="preserve"> %}</w:t>
+      </w:r>
+    </w:p>
+    <w:p>
+      <w:pPr>
+        <w:rPr>
+          <w:rFonts w:hint="default"/>
+          <w:sz w:val="24"/>
+          <w:lang w:val="en-US" w:eastAsia="zh-CN"/>
+        </w:rPr>
+      </w:pPr>
+    </w:p>
+    <w:p>
+      <w:pPr>
+        <w:rPr>
+          <w:sz w:val="24"/>
           <w:lang w:eastAsia="zh-CN"/>
         </w:rPr>
       </w:pPr>
@@ -5807,7 +6257,7 @@
           </w:tblCellMar>
         </w:tblPrEx>
         <w:trPr>
-          <w:trHeight w:val="441" w:hRule="exact"/>
+          <w:trHeight w:val="680" w:hRule="exact"/>
           <w:jc w:val="right"/>
         </w:trPr>
         <w:tc>
@@ -5858,192 +6308,12 @@
             </w:pPr>
             <w:r>
               <w:rPr>
-                <w:sz w:val="22"/>
-              </w:rPr>
-              <mc:AlternateContent>
-                <mc:Choice Requires="wpg">
-                  <w:drawing>
-                    <wp:anchor distT="0" distB="0" distL="114300" distR="114300" simplePos="0" relativeHeight="251663360" behindDoc="0" locked="0" layoutInCell="1" allowOverlap="1">
-                      <wp:simplePos x="0" y="0"/>
-                      <wp:positionH relativeFrom="column">
-                        <wp:posOffset>7620</wp:posOffset>
-                      </wp:positionH>
-                      <wp:positionV relativeFrom="paragraph">
-                        <wp:posOffset>-480060</wp:posOffset>
-                      </wp:positionV>
-                      <wp:extent cx="3058160" cy="1442720"/>
-                      <wp:effectExtent l="0" t="0" r="5080" b="5080"/>
-                      <wp:wrapNone/>
-                      <wp:docPr id="9" name="组合 9"/>
-                      <wp:cNvGraphicFramePr/>
-                      <a:graphic xmlns:a="http://schemas.openxmlformats.org/drawingml/2006/main">
-                        <a:graphicData uri="http://schemas.microsoft.com/office/word/2010/wordprocessingGroup">
-                          <wpg:wgp>
-                            <wpg:cNvGrpSpPr/>
-                            <wpg:grpSpPr>
-                              <a:xfrm>
-                                <a:off x="0" y="0"/>
-                                <a:ext cx="3058160" cy="1442720"/>
-                                <a:chOff x="19211" y="18842"/>
-                                <a:chExt cx="4816" cy="2272"/>
-                              </a:xfrm>
-                            </wpg:grpSpPr>
-                            <wpg:grpSp>
-                              <wpg:cNvPr id="10" name="组合 6"/>
-                              <wpg:cNvGrpSpPr/>
-                              <wpg:grpSpPr>
-                                <a:xfrm>
-                                  <a:off x="19211" y="18842"/>
-                                  <a:ext cx="4816" cy="2273"/>
-                                  <a:chOff x="19199" y="18902"/>
-                                  <a:chExt cx="4816" cy="2273"/>
-                                </a:xfrm>
-                              </wpg:grpSpPr>
-                              <pic:pic xmlns:pic="http://schemas.openxmlformats.org/drawingml/2006/picture">
-                                <pic:nvPicPr>
-                                  <pic:cNvPr id="16" name="图片 6" descr="蔡冬雪"/>
-                                  <pic:cNvPicPr>
-                                    <a:picLocks noChangeAspect="1"/>
-                                  </pic:cNvPicPr>
-                                </pic:nvPicPr>
-                                <pic:blipFill>
-                                  <a:blip r:embed="rId10">
-                                    <a:clrChange>
-                                      <a:clrFrom>
-                                        <a:srgbClr val="FFFFFF">
-                                          <a:alpha val="100000"/>
-                                        </a:srgbClr>
-                                      </a:clrFrom>
-                                      <a:clrTo>
-                                        <a:srgbClr val="FFFFFF">
-                                          <a:alpha val="100000"/>
-                                          <a:alpha val="0"/>
-                                        </a:srgbClr>
-                                      </a:clrTo>
-                                    </a:clrChange>
-                                  </a:blip>
-                                  <a:srcRect l="18656" t="33322" r="18897" b="26699"/>
-                                  <a:stretch>
-                                    <a:fillRect/>
-                                  </a:stretch>
-                                </pic:blipFill>
-                                <pic:spPr>
-                                  <a:xfrm>
-                                    <a:off x="19199" y="19551"/>
-                                    <a:ext cx="1261" cy="566"/>
-                                  </a:xfrm>
-                                  <a:prstGeom prst="rect">
-                                    <a:avLst/>
-                                  </a:prstGeom>
-                                </pic:spPr>
-                              </pic:pic>
-                              <pic:pic xmlns:pic="http://schemas.openxmlformats.org/drawingml/2006/picture">
-                                <pic:nvPicPr>
-                                  <pic:cNvPr id="21" name="图片 25"/>
-                                  <pic:cNvPicPr>
-                                    <a:picLocks noChangeAspect="1" noChangeArrowheads="1"/>
-                                  </pic:cNvPicPr>
-                                </pic:nvPicPr>
-                                <pic:blipFill>
-                                  <a:blip r:embed="rId11">
-                                    <a:extLst>
-                                      <a:ext uri="{28A0092B-C50C-407E-A947-70E740481C1C}">
-                                        <a14:useLocalDpi xmlns:a14="http://schemas.microsoft.com/office/drawing/2010/main" val="0"/>
-                                      </a:ext>
-                                    </a:extLst>
-                                  </a:blip>
-                                  <a:srcRect/>
-                                  <a:stretch>
-                                    <a:fillRect/>
-                                  </a:stretch>
-                                </pic:blipFill>
-                                <pic:spPr>
-                                  <a:xfrm>
-                                    <a:off x="21742" y="18902"/>
-                                    <a:ext cx="2273" cy="2273"/>
-                                  </a:xfrm>
-                                  <a:prstGeom prst="rect">
-                                    <a:avLst/>
-                                  </a:prstGeom>
-                                  <a:noFill/>
-                                  <a:ln>
-                                    <a:noFill/>
-                                  </a:ln>
-                                </pic:spPr>
-                              </pic:pic>
-                            </wpg:grpSp>
-                            <pic:pic xmlns:pic="http://schemas.openxmlformats.org/drawingml/2006/picture">
-                              <pic:nvPicPr>
-                                <pic:cNvPr id="13" name="图片 4" descr="王建丽"/>
-                                <pic:cNvPicPr>
-                                  <a:picLocks noChangeAspect="1"/>
-                                </pic:cNvPicPr>
-                              </pic:nvPicPr>
-                              <pic:blipFill>
-                                <a:blip r:embed="rId12">
-                                  <a:clrChange>
-                                    <a:clrFrom>
-                                      <a:srgbClr val="FFFFFF">
-                                        <a:alpha val="100000"/>
-                                      </a:srgbClr>
-                                    </a:clrFrom>
-                                    <a:clrTo>
-                                      <a:srgbClr val="FFFFFF">
-                                        <a:alpha val="100000"/>
-                                        <a:alpha val="0"/>
-                                      </a:srgbClr>
-                                    </a:clrTo>
-                                  </a:clrChange>
-                                </a:blip>
-                                <a:stretch>
-                                  <a:fillRect/>
-                                </a:stretch>
-                              </pic:blipFill>
-                              <pic:spPr>
-                                <a:xfrm>
-                                  <a:off x="22261" y="19395"/>
-                                  <a:ext cx="1258" cy="713"/>
-                                </a:xfrm>
-                                <a:prstGeom prst="rect">
-                                  <a:avLst/>
-                                </a:prstGeom>
-                              </pic:spPr>
-                            </pic:pic>
-                          </wpg:wgp>
-                        </a:graphicData>
-                      </a:graphic>
-                    </wp:anchor>
-                  </w:drawing>
-                </mc:Choice>
-                <mc:Fallback>
-                  <w:pict>
-                    <v:group id="_x0000_s1026" o:spid="_x0000_s1026" o:spt="203" style="position:absolute;left:0pt;margin-left:0.6pt;margin-top:-37.8pt;height:113.6pt;width:240.8pt;z-index:251663360;mso-width-relative:page;mso-height-relative:page;" coordorigin="19211,18842" coordsize="4816,2272" o:gfxdata="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">
-                      <o:lock v:ext="edit" aspectratio="f"/>
-                      <v:group id="组合 6" o:spid="_x0000_s1026" o:spt="203" style="position:absolute;left:19211;top:18842;height:2273;width:4816;" coordorigin="19199,18902" coordsize="4816,2273" o:gfxdata="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">
-                        <o:lock v:ext="edit" aspectratio="f"/>
-                        <v:shape id="图片 6" o:spid="_x0000_s1026" o:spt="75" alt="蔡冬雪" type="#_x0000_t75" style="position:absolute;left:19199;top:19551;height:566;width:1261;" filled="f" o:preferrelative="t" stroked="f" coordsize="21600,21600" o:gfxdata="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">
-                          <v:fill on="f" focussize="0,0"/>
-                          <v:stroke on="f"/>
-                          <v:imagedata r:id="rId10" cropleft="12226f" croptop="21838f" cropright="12384f" cropbottom="17497f" chromakey="#FFFFFF" o:title=""/>
-                          <o:lock v:ext="edit" aspectratio="t"/>
-                        </v:shape>
-                        <v:shape id="图片 25" o:spid="_x0000_s1026" o:spt="75" type="#_x0000_t75" style="position:absolute;left:21742;top:18902;height:2273;width:2273;" filled="f" o:preferrelative="t" stroked="f" coordsize="21600,21600" o:gfxdata="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">
-                          <v:fill on="f" focussize="0,0"/>
-                          <v:stroke on="f"/>
-                          <v:imagedata r:id="rId11" o:title=""/>
-                          <o:lock v:ext="edit" aspectratio="t"/>
-                        </v:shape>
-                      </v:group>
-                      <v:shape id="图片 4" o:spid="_x0000_s1026" o:spt="75" alt="王建丽" type="#_x0000_t75" style="position:absolute;left:22261;top:19395;height:713;width:1258;" filled="f" o:preferrelative="t" stroked="f" coordsize="21600,21600" o:gfxdata="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">
-                        <v:fill on="f" focussize="0,0"/>
-                        <v:stroke on="f"/>
-                        <v:imagedata r:id="rId12" chromakey="#FFFFFF" o:title=""/>
-                        <o:lock v:ext="edit" aspectratio="t"/>
-                      </v:shape>
-                    </v:group>
-                  </w:pict>
-                </mc:Fallback>
-              </mc:AlternateContent>
+                <w:rFonts w:hint="eastAsia" w:ascii="Times New Roman" w:hAnsi="Times New Roman" w:cs="Times New Roman"/>
+                <w:b/>
+                <w:sz w:val="24"/>
+                <w:szCs w:val="24"/>
+              </w:rPr>
+              <w:t>{{"ty_guangzhou1"|sign(62,34)}}</w:t>
             </w:r>
           </w:p>
         </w:tc>
@@ -6103,577 +6373,76 @@
                 <w:szCs w:val="24"/>
               </w:rPr>
             </w:pPr>
-          </w:p>
-        </w:tc>
-      </w:tr>
-      <w:tr>
-        <w:tblPrEx>
-          <w:tblCellMar>
-            <w:top w:w="0" w:type="dxa"/>
-            <w:left w:w="0" w:type="dxa"/>
-            <w:bottom w:w="0" w:type="dxa"/>
-            <w:right w:w="0" w:type="dxa"/>
-          </w:tblCellMar>
-        </w:tblPrEx>
-        <w:trPr>
-          <w:trHeight w:val="457" w:hRule="exact"/>
-          <w:jc w:val="right"/>
-        </w:trPr>
-        <w:tc>
-          <w:tcPr>
-            <w:tcW w:w="1272" w:type="dxa"/>
-            <w:vAlign w:val="center"/>
-          </w:tcPr>
-          <w:p>
-            <w:pPr>
-              <w:pStyle w:val="22"/>
-              <w:spacing w:line="341" w:lineRule="exact"/>
-              <w:ind w:left="13" w:right="165"/>
-              <w:jc w:val="both"/>
-              <w:rPr>
-                <w:rFonts w:ascii="Times New Roman" w:hAnsi="Times New Roman" w:cs="Times New Roman"/>
+            <w:r>
+              <w:rPr>
+                <w:rFonts w:hint="eastAsia" w:ascii="Times New Roman" w:hAnsi="Times New Roman" w:cs="Times New Roman"/>
                 <w:b/>
                 <w:sz w:val="24"/>
                 <w:szCs w:val="24"/>
               </w:rPr>
-            </w:pPr>
-            <w:r>
-              <w:rPr>
-                <w:rFonts w:ascii="Times New Roman" w:hAnsi="Times New Roman" w:cs="Times New Roman"/>
-                <w:b/>
+              <w:t>{{"ty_guangzhou2"|sign(59,34)}}</w:t>
+            </w:r>
+            <w:r>
+              <w:rPr>
                 <w:sz w:val="24"/>
-                <w:szCs w:val="24"/>
-              </w:rPr>
-              <w:t>日</w:t>
-            </w:r>
-            <w:r>
-              <w:rPr>
-                <w:rFonts w:ascii="Times New Roman" w:hAnsi="Times New Roman" w:cs="Times New Roman"/>
-                <w:b/>
-                <w:sz w:val="24"/>
-                <w:szCs w:val="24"/>
-                <w:lang w:eastAsia="zh-CN"/>
-              </w:rPr>
-              <w:t xml:space="preserve">  </w:t>
-            </w:r>
-            <w:r>
-              <w:rPr>
-                <w:rFonts w:ascii="Times New Roman" w:hAnsi="Times New Roman" w:cs="Times New Roman"/>
-                <w:b/>
-                <w:sz w:val="24"/>
-                <w:szCs w:val="24"/>
-              </w:rPr>
-              <w:t>期：</w:t>
-            </w:r>
-          </w:p>
-        </w:tc>
-        <w:tc>
-          <w:tcPr>
-            <w:tcW w:w="2040" w:type="dxa"/>
-            <w:vAlign w:val="center"/>
-          </w:tcPr>
-          <w:p>
-            <w:pPr>
-              <w:pStyle w:val="22"/>
-              <w:spacing w:line="363" w:lineRule="exact"/>
-              <w:jc w:val="both"/>
-              <w:rPr>
-                <w:rFonts w:ascii="Times New Roman" w:hAnsi="Times New Roman" w:cs="Times New Roman"/>
-                <w:sz w:val="24"/>
-                <w:szCs w:val="24"/>
-              </w:rPr>
-            </w:pPr>
-            <w:r>
-              <w:rPr>
-                <w:rFonts w:ascii="Times New Roman" w:hAnsi="Times New Roman" w:cs="Times New Roman"/>
-                <w:kern w:val="2"/>
-                <w:sz w:val="24"/>
-                <w:szCs w:val="24"/>
-                <w:lang w:eastAsia="zh-CN"/>
-              </w:rPr>
-              <w:t>{{ reportdate }}</w:t>
-            </w:r>
-          </w:p>
-        </w:tc>
-        <w:tc>
-          <w:tcPr>
-            <w:tcW w:w="1166" w:type="dxa"/>
-            <w:vAlign w:val="center"/>
-          </w:tcPr>
-          <w:p>
-            <w:pPr>
-              <w:pStyle w:val="22"/>
-              <w:spacing w:line="341" w:lineRule="exact"/>
-              <w:jc w:val="both"/>
-              <w:rPr>
-                <w:rFonts w:ascii="Times New Roman" w:hAnsi="Times New Roman" w:cs="Times New Roman"/>
-                <w:b/>
-                <w:sz w:val="24"/>
-                <w:szCs w:val="24"/>
-              </w:rPr>
-            </w:pPr>
-            <w:r>
-              <w:rPr>
-                <w:rFonts w:ascii="Times New Roman" w:hAnsi="Times New Roman" w:cs="Times New Roman"/>
-                <w:b/>
-                <w:sz w:val="24"/>
-                <w:szCs w:val="24"/>
-              </w:rPr>
-              <w:t>日</w:t>
-            </w:r>
-            <w:r>
-              <w:rPr>
-                <w:rFonts w:ascii="Times New Roman" w:hAnsi="Times New Roman" w:cs="Times New Roman"/>
-                <w:b/>
-                <w:sz w:val="24"/>
-                <w:szCs w:val="24"/>
-                <w:lang w:eastAsia="zh-CN"/>
-              </w:rPr>
-              <w:t xml:space="preserve">  </w:t>
-            </w:r>
-            <w:r>
-              <w:rPr>
-                <w:rFonts w:ascii="Times New Roman" w:hAnsi="Times New Roman" w:cs="Times New Roman"/>
-                <w:b/>
-                <w:sz w:val="24"/>
-                <w:szCs w:val="24"/>
-              </w:rPr>
-              <w:t>期：</w:t>
-            </w:r>
-          </w:p>
-        </w:tc>
-        <w:tc>
-          <w:tcPr>
-            <w:tcW w:w="2294" w:type="dxa"/>
-            <w:vAlign w:val="center"/>
-          </w:tcPr>
-          <w:p>
-            <w:pPr>
-              <w:pStyle w:val="22"/>
-              <w:spacing w:line="363" w:lineRule="exact"/>
-              <w:ind w:right="15"/>
-              <w:jc w:val="both"/>
-              <w:rPr>
-                <w:rFonts w:ascii="Times New Roman" w:hAnsi="Times New Roman" w:cs="Times New Roman"/>
-                <w:sz w:val="24"/>
-                <w:szCs w:val="24"/>
-              </w:rPr>
-            </w:pPr>
-            <w:r>
-              <w:rPr>
-                <w:rFonts w:ascii="Times New Roman" w:hAnsi="Times New Roman" w:cs="Times New Roman"/>
-                <w:kern w:val="2"/>
-                <w:sz w:val="24"/>
-                <w:szCs w:val="24"/>
-                <w:lang w:eastAsia="zh-CN"/>
-              </w:rPr>
-              <w:t>{{ reportdate }}</w:t>
-            </w:r>
-          </w:p>
-        </w:tc>
-      </w:tr>
-    </w:tbl>
-    <w:p>
-      <w:pPr>
-        <w:rPr>
-          <w:rFonts w:ascii="Times New Roman" w:hAnsi="Times New Roman" w:eastAsia="微软雅黑" w:cs="Times New Roman"/>
-          <w:sz w:val="24"/>
-          <w:szCs w:val="24"/>
-          <w:lang w:eastAsia="zh-CN"/>
-        </w:rPr>
-      </w:pPr>
-      <w:r>
-        <w:rPr>
-          <w:rFonts w:hint="eastAsia" w:ascii="Times New Roman" w:hAnsi="Times New Roman" w:eastAsia="微软雅黑" w:cs="Times New Roman"/>
-          <w:sz w:val="24"/>
-          <w:szCs w:val="24"/>
-          <w:lang w:eastAsia="zh-CN"/>
-        </w:rPr>
-        <w:t xml:space="preserve">{% endif %}{% if testedby == </w:t>
-      </w:r>
-      <w:r>
-        <w:rPr>
-          <w:rFonts w:ascii="Times New Roman" w:hAnsi="Times New Roman" w:eastAsia="微软雅黑" w:cs="Times New Roman"/>
-          <w:sz w:val="24"/>
-          <w:szCs w:val="24"/>
-          <w:lang w:eastAsia="zh-CN"/>
-        </w:rPr>
-        <w:t>“</w:t>
-      </w:r>
-      <w:r>
-        <w:rPr>
-          <w:rFonts w:hint="eastAsia" w:ascii="Times New Roman" w:hAnsi="Times New Roman" w:eastAsia="微软雅黑" w:cs="Times New Roman"/>
-          <w:sz w:val="24"/>
-          <w:szCs w:val="24"/>
-          <w:lang w:eastAsia="zh-CN"/>
-        </w:rPr>
-        <w:t>2</w:t>
-      </w:r>
-      <w:r>
-        <w:rPr>
-          <w:rFonts w:ascii="Times New Roman" w:hAnsi="Times New Roman" w:eastAsia="微软雅黑" w:cs="Times New Roman"/>
-          <w:sz w:val="24"/>
-          <w:szCs w:val="24"/>
-          <w:lang w:eastAsia="zh-CN"/>
-        </w:rPr>
-        <w:t>”</w:t>
-      </w:r>
-      <w:r>
-        <w:rPr>
-          <w:rFonts w:hint="eastAsia" w:ascii="Times New Roman" w:hAnsi="Times New Roman" w:eastAsia="微软雅黑" w:cs="Times New Roman"/>
-          <w:sz w:val="24"/>
-          <w:szCs w:val="24"/>
-          <w:lang w:eastAsia="zh-CN"/>
-        </w:rPr>
-        <w:t xml:space="preserve"> %}</w:t>
-      </w:r>
-    </w:p>
-    <w:p>
-      <w:pPr>
-        <w:rPr>
-          <w:rFonts w:hint="default"/>
-          <w:sz w:val="24"/>
-          <w:lang w:val="en-US" w:eastAsia="zh-CN"/>
-        </w:rPr>
-      </w:pPr>
-    </w:p>
-    <w:p>
-      <w:pPr>
-        <w:rPr>
-          <w:sz w:val="24"/>
-          <w:lang w:eastAsia="zh-CN"/>
-        </w:rPr>
-      </w:pPr>
-    </w:p>
-    <w:tbl>
-      <w:tblPr>
-        <w:tblStyle w:val="33"/>
-        <w:tblW w:w="6772" w:type="dxa"/>
-        <w:jc w:val="right"/>
-        <w:tblLayout w:type="fixed"/>
-        <w:tblCellMar>
-          <w:top w:w="0" w:type="dxa"/>
-          <w:left w:w="0" w:type="dxa"/>
-          <w:bottom w:w="0" w:type="dxa"/>
-          <w:right w:w="0" w:type="dxa"/>
-        </w:tblCellMar>
-      </w:tblPr>
-      <w:tblGrid>
-        <w:gridCol w:w="1272"/>
-        <w:gridCol w:w="2040"/>
-        <w:gridCol w:w="1166"/>
-        <w:gridCol w:w="2294"/>
-      </w:tblGrid>
-      <w:tr>
-        <w:tblPrEx>
-          <w:tblCellMar>
-            <w:top w:w="0" w:type="dxa"/>
-            <w:left w:w="0" w:type="dxa"/>
-            <w:bottom w:w="0" w:type="dxa"/>
-            <w:right w:w="0" w:type="dxa"/>
-          </w:tblCellMar>
-        </w:tblPrEx>
-        <w:trPr>
-          <w:trHeight w:val="441" w:hRule="exact"/>
-          <w:jc w:val="right"/>
-        </w:trPr>
-        <w:tc>
-          <w:tcPr>
-            <w:tcW w:w="1272" w:type="dxa"/>
-            <w:vAlign w:val="center"/>
-          </w:tcPr>
-          <w:p>
-            <w:pPr>
-              <w:pStyle w:val="22"/>
-              <w:spacing w:before="13"/>
-              <w:ind w:left="13" w:right="95"/>
-              <w:jc w:val="both"/>
-              <w:rPr>
-                <w:rFonts w:ascii="Times New Roman" w:hAnsi="Times New Roman" w:cs="Times New Roman"/>
-                <w:b/>
-                <w:sz w:val="24"/>
-                <w:szCs w:val="24"/>
-              </w:rPr>
-            </w:pPr>
-            <w:r>
-              <w:rPr>
-                <w:rFonts w:ascii="Times New Roman" w:hAnsi="Times New Roman" w:cs="Times New Roman"/>
-                <w:b/>
-                <w:sz w:val="24"/>
-                <w:szCs w:val="24"/>
-              </w:rPr>
-              <w:t>检测人：</w:t>
-            </w:r>
-          </w:p>
-        </w:tc>
-        <w:tc>
-          <w:tcPr>
-            <w:tcW w:w="2040" w:type="dxa"/>
-            <w:vAlign w:val="center"/>
-          </w:tcPr>
-          <w:p>
-            <w:pPr>
-              <w:pStyle w:val="22"/>
-              <w:spacing w:before="13"/>
-              <w:jc w:val="both"/>
-              <w:rPr>
-                <w:rFonts w:ascii="Times New Roman" w:hAnsi="Times New Roman" w:cs="Times New Roman"/>
-                <w:b/>
-                <w:sz w:val="24"/>
-                <w:szCs w:val="24"/>
-              </w:rPr>
-            </w:pPr>
-            <w:r>
-              <w:rPr>
-                <w:sz w:val="22"/>
-              </w:rPr>
-              <mc:AlternateContent>
-                <mc:Choice Requires="wpg">
-                  <w:drawing>
-                    <wp:anchor distT="0" distB="0" distL="114300" distR="114300" simplePos="0" relativeHeight="251664384" behindDoc="0" locked="0" layoutInCell="1" allowOverlap="1">
-                      <wp:simplePos x="0" y="0"/>
-                      <wp:positionH relativeFrom="column">
-                        <wp:posOffset>0</wp:posOffset>
-                      </wp:positionH>
-                      <wp:positionV relativeFrom="paragraph">
-                        <wp:posOffset>-370840</wp:posOffset>
-                      </wp:positionV>
-                      <wp:extent cx="3134360" cy="1443355"/>
-                      <wp:effectExtent l="0" t="0" r="5080" b="4445"/>
-                      <wp:wrapNone/>
-                      <wp:docPr id="14" name="组合 14"/>
-                      <wp:cNvGraphicFramePr/>
-                      <a:graphic xmlns:a="http://schemas.openxmlformats.org/drawingml/2006/main">
-                        <a:graphicData uri="http://schemas.microsoft.com/office/word/2010/wordprocessingGroup">
-                          <wpg:wgp>
-                            <wpg:cNvGrpSpPr/>
-                            <wpg:grpSpPr>
-                              <a:xfrm>
-                                <a:off x="0" y="0"/>
-                                <a:ext cx="3134360" cy="1443355"/>
-                                <a:chOff x="19199" y="20810"/>
-                                <a:chExt cx="4936" cy="2273"/>
-                              </a:xfrm>
-                            </wpg:grpSpPr>
-                            <wpg:grpSp>
-                              <wpg:cNvPr id="15" name="组合 23"/>
-                              <wpg:cNvGrpSpPr/>
-                              <wpg:grpSpPr>
-                                <a:xfrm>
-                                  <a:off x="19199" y="20810"/>
-                                  <a:ext cx="4936" cy="2273"/>
-                                  <a:chOff x="19199" y="20810"/>
-                                  <a:chExt cx="4936" cy="2273"/>
-                                </a:xfrm>
-                              </wpg:grpSpPr>
-                              <pic:pic xmlns:pic="http://schemas.openxmlformats.org/drawingml/2006/picture">
-                                <pic:nvPicPr>
-                                  <pic:cNvPr id="12" name="图片 1"/>
-                                  <pic:cNvPicPr>
-                                    <a:picLocks noChangeAspect="1"/>
-                                  </pic:cNvPicPr>
-                                </pic:nvPicPr>
-                                <pic:blipFill>
-                                  <a:blip r:embed="rId13">
-                                    <a:clrChange>
-                                      <a:clrFrom>
-                                        <a:srgbClr val="FFFFFF">
-                                          <a:alpha val="100000"/>
-                                        </a:srgbClr>
-                                      </a:clrFrom>
-                                      <a:clrTo>
-                                        <a:srgbClr val="FFFFFF">
-                                          <a:alpha val="100000"/>
-                                          <a:alpha val="0"/>
-                                        </a:srgbClr>
-                                      </a:clrTo>
-                                    </a:clrChange>
-                                  </a:blip>
-                                  <a:srcRect l="10922" t="11667"/>
-                                  <a:stretch>
-                                    <a:fillRect/>
-                                  </a:stretch>
-                                </pic:blipFill>
-                                <pic:spPr>
-                                  <a:xfrm>
-                                    <a:off x="19199" y="21203"/>
-                                    <a:ext cx="1672" cy="901"/>
-                                  </a:xfrm>
-                                  <a:prstGeom prst="rect">
-                                    <a:avLst/>
-                                  </a:prstGeom>
-                                  <a:noFill/>
-                                  <a:ln>
-                                    <a:noFill/>
-                                  </a:ln>
-                                </pic:spPr>
-                              </pic:pic>
-                              <pic:pic xmlns:pic="http://schemas.openxmlformats.org/drawingml/2006/picture">
-                                <pic:nvPicPr>
-                                  <pic:cNvPr id="18" name="图片 25"/>
-                                  <pic:cNvPicPr>
-                                    <a:picLocks noChangeAspect="1" noChangeArrowheads="1"/>
-                                  </pic:cNvPicPr>
-                                </pic:nvPicPr>
-                                <pic:blipFill>
-                                  <a:blip r:embed="rId11">
-                                    <a:extLst>
-                                      <a:ext uri="{28A0092B-C50C-407E-A947-70E740481C1C}">
-                                        <a14:useLocalDpi xmlns:a14="http://schemas.microsoft.com/office/drawing/2010/main" val="0"/>
-                                      </a:ext>
-                                    </a:extLst>
-                                  </a:blip>
-                                  <a:srcRect/>
-                                  <a:stretch>
-                                    <a:fillRect/>
-                                  </a:stretch>
-                                </pic:blipFill>
-                                <pic:spPr>
-                                  <a:xfrm>
-                                    <a:off x="21862" y="20810"/>
-                                    <a:ext cx="2273" cy="2273"/>
-                                  </a:xfrm>
-                                  <a:prstGeom prst="rect">
-                                    <a:avLst/>
-                                  </a:prstGeom>
-                                  <a:noFill/>
-                                  <a:ln>
-                                    <a:noFill/>
-                                  </a:ln>
-                                </pic:spPr>
-                              </pic:pic>
-                            </wpg:grpSp>
-                            <pic:pic xmlns:pic="http://schemas.openxmlformats.org/drawingml/2006/picture">
-                              <pic:nvPicPr>
-                                <pic:cNvPr id="11" name="图片 11" descr="王建丽"/>
-                                <pic:cNvPicPr>
-                                  <a:picLocks noChangeAspect="1"/>
-                                </pic:cNvPicPr>
-                              </pic:nvPicPr>
-                              <pic:blipFill>
-                                <a:blip r:embed="rId12">
-                                  <a:clrChange>
-                                    <a:clrFrom>
-                                      <a:srgbClr val="FFFFFF">
-                                        <a:alpha val="100000"/>
-                                      </a:srgbClr>
-                                    </a:clrFrom>
-                                    <a:clrTo>
-                                      <a:srgbClr val="FFFFFF">
-                                        <a:alpha val="100000"/>
-                                        <a:alpha val="0"/>
-                                      </a:srgbClr>
-                                    </a:clrTo>
-                                  </a:clrChange>
-                                </a:blip>
-                                <a:stretch>
-                                  <a:fillRect/>
-                                </a:stretch>
-                              </pic:blipFill>
-                              <pic:spPr>
-                                <a:xfrm>
-                                  <a:off x="22321" y="21215"/>
-                                  <a:ext cx="1488" cy="842"/>
-                                </a:xfrm>
-                                <a:prstGeom prst="rect">
-                                  <a:avLst/>
-                                </a:prstGeom>
-                              </pic:spPr>
-                            </pic:pic>
-                          </wpg:wgp>
-                        </a:graphicData>
-                      </a:graphic>
-                    </wp:anchor>
-                  </w:drawing>
-                </mc:Choice>
-                <mc:Fallback>
-                  <w:pict>
-                    <v:group id="_x0000_s1026" o:spid="_x0000_s1026" o:spt="203" style="position:absolute;left:0pt;margin-left:0pt;margin-top:-29.2pt;height:113.65pt;width:246.8pt;z-index:251664384;mso-width-relative:page;mso-height-relative:page;" coordorigin="19199,20810" coordsize="4936,2273" o:gfxdata="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">
-                      <o:lock v:ext="edit" aspectratio="f"/>
-                      <v:group id="组合 23" o:spid="_x0000_s1026" o:spt="203" style="position:absolute;left:19199;top:20810;height:2273;width:4936;" coordorigin="19199,20810" coordsize="4936,2273" o:gfxdata="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">
-                        <o:lock v:ext="edit" aspectratio="f"/>
-                        <v:shape id="图片 1" o:spid="_x0000_s1026" o:spt="75" type="#_x0000_t75" style="position:absolute;left:19199;top:21203;height:901;width:1672;" filled="f" o:preferrelative="t" stroked="f" coordsize="21600,21600" o:gfxdata="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">
-                          <v:fill on="f" focussize="0,0"/>
-                          <v:stroke on="f"/>
-                          <v:imagedata r:id="rId13" cropleft="7158f" croptop="7646f" chromakey="#FFFFFF" o:title=""/>
-                          <o:lock v:ext="edit" aspectratio="t"/>
-                        </v:shape>
-                        <v:shape id="图片 25" o:spid="_x0000_s1026" o:spt="75" type="#_x0000_t75" style="position:absolute;left:21862;top:20810;height:2273;width:2273;" filled="f" o:preferrelative="t" stroked="f" coordsize="21600,21600" o:gfxdata="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">
-                          <v:fill on="f" focussize="0,0"/>
-                          <v:stroke on="f"/>
-                          <v:imagedata r:id="rId11" o:title=""/>
-                          <o:lock v:ext="edit" aspectratio="t"/>
-                        </v:shape>
-                      </v:group>
-                      <v:shape id="_x0000_s1026" o:spid="_x0000_s1026" o:spt="75" alt="王建丽" type="#_x0000_t75" style="position:absolute;left:22321;top:21215;height:842;width:1488;" filled="f" o:preferrelative="t" stroked="f" coordsize="21600,21600" o:gfxdata="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">
-                        <v:fill on="f" focussize="0,0"/>
-                        <v:stroke on="f"/>
-                        <v:imagedata r:id="rId12" chromakey="#FFFFFF" o:title=""/>
-                        <o:lock v:ext="edit" aspectratio="t"/>
-                      </v:shape>
-                    </v:group>
-                  </w:pict>
-                </mc:Fallback>
-              </mc:AlternateContent>
-            </w:r>
-          </w:p>
-        </w:tc>
-        <w:tc>
-          <w:tcPr>
-            <w:tcW w:w="1166" w:type="dxa"/>
-            <w:vAlign w:val="center"/>
-          </w:tcPr>
-          <w:p>
-            <w:pPr>
-              <w:pStyle w:val="22"/>
-              <w:spacing w:before="13"/>
-              <w:jc w:val="both"/>
-              <w:rPr>
-                <w:rFonts w:ascii="Times New Roman" w:hAnsi="Times New Roman" w:cs="Times New Roman"/>
-                <w:b/>
-                <w:sz w:val="24"/>
-                <w:szCs w:val="24"/>
-              </w:rPr>
-            </w:pPr>
-            <w:r>
-              <w:rPr>
-                <w:rFonts w:ascii="Times New Roman" w:hAnsi="Times New Roman" w:cs="Times New Roman"/>
-                <w:b/>
-                <w:sz w:val="24"/>
-                <w:szCs w:val="24"/>
-              </w:rPr>
-              <w:t>复核人</w:t>
-            </w:r>
-            <w:r>
-              <w:rPr>
-                <w:rFonts w:ascii="Times New Roman" w:hAnsi="Times New Roman" w:cs="Times New Roman"/>
-                <w:b/>
-                <w:sz w:val="24"/>
-                <w:szCs w:val="24"/>
-                <w:lang w:eastAsia="zh-CN"/>
-              </w:rPr>
-              <w:t>：</w:t>
-            </w:r>
-          </w:p>
-        </w:tc>
-        <w:tc>
-          <w:tcPr>
-            <w:tcW w:w="2294" w:type="dxa"/>
-            <w:vAlign w:val="center"/>
-          </w:tcPr>
-          <w:p>
-            <w:pPr>
-              <w:pStyle w:val="22"/>
-              <w:spacing w:before="13"/>
-              <w:ind w:right="15"/>
-              <w:jc w:val="both"/>
-              <w:rPr>
-                <w:rFonts w:ascii="Times New Roman" w:hAnsi="Times New Roman" w:cs="Times New Roman"/>
-                <w:b/>
-                <w:sz w:val="24"/>
-                <w:szCs w:val="24"/>
-              </w:rPr>
-            </w:pPr>
+              </w:rPr>
+              <w:drawing>
+                <wp:anchor distT="0" distB="0" distL="114300" distR="114300" simplePos="0" relativeHeight="251664384" behindDoc="0" locked="0" layoutInCell="1" allowOverlap="1">
+                  <wp:simplePos x="0" y="0"/>
+                  <wp:positionH relativeFrom="column">
+                    <wp:posOffset>-375285</wp:posOffset>
+                  </wp:positionH>
+                  <wp:positionV relativeFrom="paragraph">
+                    <wp:posOffset>-391795</wp:posOffset>
+                  </wp:positionV>
+                  <wp:extent cx="1443355" cy="1443355"/>
+                  <wp:effectExtent l="0" t="0" r="4445" b="4445"/>
+                  <wp:wrapNone/>
+                  <wp:docPr id="8" name="图片 25"/>
+                  <wp:cNvGraphicFramePr>
+                    <a:graphicFrameLocks xmlns:a="http://schemas.openxmlformats.org/drawingml/2006/main" noChangeAspect="1"/>
+                  </wp:cNvGraphicFramePr>
+                  <a:graphic xmlns:a="http://schemas.openxmlformats.org/drawingml/2006/main">
+                    <a:graphicData uri="http://schemas.openxmlformats.org/drawingml/2006/picture">
+                      <pic:pic xmlns:pic="http://schemas.openxmlformats.org/drawingml/2006/picture">
+                        <pic:nvPicPr>
+                          <pic:cNvPr id="8" name="图片 25"/>
+                          <pic:cNvPicPr>
+                            <a:picLocks noChangeAspect="1" noChangeArrowheads="1"/>
+                          </pic:cNvPicPr>
+                        </pic:nvPicPr>
+                        <pic:blipFill>
+                          <a:blip r:embed="rId10">
+                            <a:extLst>
+                              <a:ext uri="{28A0092B-C50C-407E-A947-70E740481C1C}">
+                                <a14:useLocalDpi xmlns:a14="http://schemas.microsoft.com/office/drawing/2010/main" val="0"/>
+                              </a:ext>
+                            </a:extLst>
+                          </a:blip>
+                          <a:srcRect/>
+                          <a:stretch>
+                            <a:fillRect/>
+                          </a:stretch>
+                        </pic:blipFill>
+                        <pic:spPr>
+                          <a:xfrm>
+                            <a:off x="0" y="0"/>
+                            <a:ext cx="1443355" cy="1443355"/>
+                          </a:xfrm>
+                          <a:prstGeom prst="rect">
+                            <a:avLst/>
+                          </a:prstGeom>
+                          <a:noFill/>
+                          <a:ln>
+                            <a:noFill/>
+                          </a:ln>
+                        </pic:spPr>
+                      </pic:pic>
+                    </a:graphicData>
+                  </a:graphic>
+                </wp:anchor>
+              </w:drawing>
+            </w:r>
           </w:p>
         </w:tc>
       </w:tr>
@@ -6977,9 +6746,9 @@
           <w:lang w:eastAsia="zh-CN"/>
         </w:rPr>
       </w:pPr>
-      <w:bookmarkStart w:id="39" w:name="_Toc1653"/>
-      <w:bookmarkStart w:id="40" w:name="_Toc6442"/>
-      <w:bookmarkStart w:id="41" w:name="_Toc106294397"/>
+      <w:bookmarkStart w:id="39" w:name="_Toc106294397"/>
+      <w:bookmarkStart w:id="40" w:name="_Toc1653"/>
+      <w:bookmarkStart w:id="41" w:name="_Toc6442"/>
       <w:r>
         <w:rPr>
           <w:rFonts w:hint="eastAsia" w:ascii="Times New Roman" w:hAnsi="Times New Roman"/>
@@ -7488,7 +7257,7 @@
                     </pic:cNvPicPr>
                   </pic:nvPicPr>
                   <pic:blipFill>
-                    <a:blip r:embed="rId14"/>
+                    <a:blip r:embed="rId11"/>
                     <a:stretch>
                       <a:fillRect/>
                     </a:stretch>
@@ -7768,10 +7537,10 @@
           <w:lang w:eastAsia="zh-CN"/>
         </w:rPr>
       </w:pPr>
-      <w:bookmarkStart w:id="42" w:name="_Toc106294398"/>
+      <w:bookmarkStart w:id="42" w:name="_Toc21942"/>
       <w:bookmarkStart w:id="43" w:name="_Toc11347"/>
-      <w:bookmarkStart w:id="44" w:name="_Toc15285"/>
-      <w:bookmarkStart w:id="45" w:name="_Toc21942"/>
+      <w:bookmarkStart w:id="44" w:name="_Toc106294398"/>
+      <w:bookmarkStart w:id="45" w:name="_Toc15285"/>
       <w:r>
         <w:rPr>
           <w:rFonts w:hint="eastAsia" w:ascii="Times New Roman" w:hAnsi="Times New Roman"/>
@@ -7822,12 +7591,6 @@
             <w:insideH w:val="single" w:color="A4A4A4" w:sz="4" w:space="0"/>
             <w:insideV w:val="single" w:color="A4A4A4" w:sz="4" w:space="0"/>
           </w:tblBorders>
-          <w:tblCellMar>
-            <w:top w:w="0" w:type="dxa"/>
-            <w:left w:w="108" w:type="dxa"/>
-            <w:bottom w:w="0" w:type="dxa"/>
-            <w:right w:w="108" w:type="dxa"/>
-          </w:tblCellMar>
         </w:tblPrEx>
         <w:trPr>
           <w:trHeight w:val="510" w:hRule="atLeast"/>
@@ -7861,25 +7624,25 @@
             </w:pPr>
             <w:bookmarkStart w:id="46" w:name="_Toc24061"/>
             <w:bookmarkStart w:id="47" w:name="_Toc149837258"/>
-            <w:bookmarkStart w:id="48" w:name="_Toc13107"/>
-            <w:bookmarkStart w:id="49" w:name="_Toc30343"/>
-            <w:bookmarkStart w:id="50" w:name="_Toc10743"/>
-            <w:bookmarkStart w:id="51" w:name="_Toc4331_WPSOffice_Level1"/>
-            <w:bookmarkStart w:id="52" w:name="_Toc25727"/>
-            <w:bookmarkStart w:id="53" w:name="_Toc32443_WPSOffice_Level1"/>
-            <w:bookmarkStart w:id="54" w:name="_Toc32661"/>
-            <w:bookmarkStart w:id="55" w:name="_Toc24038"/>
-            <w:bookmarkStart w:id="56" w:name="_Toc5598"/>
-            <w:bookmarkStart w:id="57" w:name="_Toc27804"/>
-            <w:bookmarkStart w:id="58" w:name="_Toc23903"/>
-            <w:bookmarkStart w:id="59" w:name="_Toc28194"/>
-            <w:bookmarkStart w:id="60" w:name="_Hlk516758315"/>
-            <w:bookmarkStart w:id="61" w:name="_Toc13489_WPSOffice_Level2"/>
-            <w:bookmarkStart w:id="62" w:name="_Toc106294400"/>
-            <w:bookmarkStart w:id="63" w:name="_Toc19898_WPSOffice_Level2"/>
-            <w:bookmarkStart w:id="64" w:name="_Toc29093"/>
-            <w:bookmarkStart w:id="65" w:name="_Toc27731"/>
-            <w:bookmarkStart w:id="66" w:name="_Toc23846_WPSOffice_Level1"/>
+            <w:bookmarkStart w:id="48" w:name="_Toc4331_WPSOffice_Level1"/>
+            <w:bookmarkStart w:id="49" w:name="_Toc25727"/>
+            <w:bookmarkStart w:id="50" w:name="_Toc27804"/>
+            <w:bookmarkStart w:id="51" w:name="_Toc32661"/>
+            <w:bookmarkStart w:id="52" w:name="_Toc24038"/>
+            <w:bookmarkStart w:id="53" w:name="_Toc10743"/>
+            <w:bookmarkStart w:id="54" w:name="_Toc32443_WPSOffice_Level1"/>
+            <w:bookmarkStart w:id="55" w:name="_Toc30343"/>
+            <w:bookmarkStart w:id="56" w:name="_Toc13107"/>
+            <w:bookmarkStart w:id="57" w:name="_Toc19898_WPSOffice_Level2"/>
+            <w:bookmarkStart w:id="58" w:name="_Toc13489_WPSOffice_Level2"/>
+            <w:bookmarkStart w:id="59" w:name="_Toc23846_WPSOffice_Level1"/>
+            <w:bookmarkStart w:id="60" w:name="_Toc106294400"/>
+            <w:bookmarkStart w:id="61" w:name="_Toc29093"/>
+            <w:bookmarkStart w:id="62" w:name="_Toc5598"/>
+            <w:bookmarkStart w:id="63" w:name="_Hlk516758315"/>
+            <w:bookmarkStart w:id="64" w:name="_Toc23903"/>
+            <w:bookmarkStart w:id="65" w:name="_Toc28194"/>
+            <w:bookmarkStart w:id="66" w:name="_Toc27731"/>
             <w:r>
               <w:rPr>
                 <w:rFonts w:hint="eastAsia" w:ascii="Times New Roman" w:hAnsi="Times New Roman" w:eastAsia="微软雅黑" w:cs="Times New Roman"/>
@@ -8521,12 +8284,6 @@
             <w:insideH w:val="single" w:color="A4A4A4" w:sz="4" w:space="0"/>
             <w:insideV w:val="single" w:color="A4A4A4" w:sz="4" w:space="0"/>
           </w:tblBorders>
-          <w:tblCellMar>
-            <w:top w:w="0" w:type="dxa"/>
-            <w:left w:w="0" w:type="dxa"/>
-            <w:bottom w:w="0" w:type="dxa"/>
-            <w:right w:w="0" w:type="dxa"/>
-          </w:tblCellMar>
         </w:tblPrEx>
         <w:trPr>
           <w:trHeight w:val="510" w:hRule="atLeast"/>
@@ -11015,7 +10772,6 @@
                 <w:lang w:eastAsia="zh-CN"/>
               </w:rPr>
             </w:pPr>
-            <w:bookmarkStart w:id="148" w:name="_GoBack" w:colFirst="1" w:colLast="2"/>
             <w:r>
               <w:rPr>
                 <w:rFonts w:hint="eastAsia" w:ascii="Times New Roman" w:hAnsi="Times New Roman" w:eastAsia="微软雅黑" w:cs="Times New Roman"/>
@@ -12321,7 +12077,6 @@
           </w:p>
         </w:tc>
       </w:tr>
-      <w:bookmarkEnd w:id="148"/>
       <w:tr>
         <w:tblPrEx>
           <w:tblBorders>
@@ -13247,9 +13002,9 @@
         </w:numPr>
         <w:jc w:val="left"/>
       </w:pPr>
-      <w:bookmarkStart w:id="68" w:name="_Toc14835"/>
-      <w:bookmarkStart w:id="69" w:name="_Toc149837259"/>
-      <w:bookmarkStart w:id="70" w:name="_Toc24065"/>
+      <w:bookmarkStart w:id="68" w:name="_Toc149837259"/>
+      <w:bookmarkStart w:id="69" w:name="_Toc24065"/>
+      <w:bookmarkStart w:id="70" w:name="_Toc14835"/>
       <w:r>
         <w:rPr>
           <w:rFonts w:hint="eastAsia"/>
@@ -17092,9 +16847,9 @@
           <w:lang w:eastAsia="zh-CN"/>
         </w:rPr>
       </w:pPr>
-      <w:bookmarkStart w:id="71" w:name="_Toc8798"/>
-      <w:bookmarkStart w:id="72" w:name="_Toc149837260"/>
-      <w:bookmarkStart w:id="73" w:name="_Toc25231"/>
+      <w:bookmarkStart w:id="71" w:name="_Toc25231"/>
+      <w:bookmarkStart w:id="72" w:name="_Toc8798"/>
+      <w:bookmarkStart w:id="73" w:name="_Toc149837260"/>
       <w:r>
         <w:rPr>
           <w:rFonts w:hint="eastAsia"/>
@@ -17349,6 +17104,12 @@
             <w:insideH w:val="single" w:color="A4A4A4" w:sz="4" w:space="0"/>
             <w:insideV w:val="single" w:color="A4A4A4" w:sz="4" w:space="0"/>
           </w:tblBorders>
+          <w:tblCellMar>
+            <w:top w:w="0" w:type="dxa"/>
+            <w:left w:w="113" w:type="dxa"/>
+            <w:bottom w:w="0" w:type="dxa"/>
+            <w:right w:w="113" w:type="dxa"/>
+          </w:tblCellMar>
         </w:tblPrEx>
         <w:trPr>
           <w:jc w:val="center"/>
@@ -17667,22 +17428,22 @@
           <w:lang w:eastAsia="zh-CN"/>
         </w:rPr>
       </w:pPr>
-      <w:bookmarkStart w:id="74" w:name="_Toc10223"/>
+      <w:bookmarkStart w:id="74" w:name="_Toc106719764"/>
       <w:bookmarkStart w:id="75" w:name="_Toc23431"/>
-      <w:bookmarkStart w:id="76" w:name="_Toc20034"/>
+      <w:bookmarkStart w:id="76" w:name="_Toc10223"/>
       <w:bookmarkStart w:id="77" w:name="_Toc9272"/>
-      <w:bookmarkStart w:id="78" w:name="_Toc106719764"/>
-      <w:bookmarkStart w:id="79" w:name="_Toc149837262"/>
-      <w:bookmarkStart w:id="80" w:name="_Toc26583"/>
-      <w:bookmarkStart w:id="81" w:name="_Toc106294401"/>
-      <w:bookmarkStart w:id="82" w:name="_Toc21764_WPSOffice_Level1"/>
-      <w:bookmarkStart w:id="83" w:name="_Toc13196_WPSOffice_Level1"/>
-      <w:bookmarkStart w:id="84" w:name="_Toc12505"/>
+      <w:bookmarkStart w:id="78" w:name="_Toc149837262"/>
+      <w:bookmarkStart w:id="79" w:name="_Toc20034"/>
+      <w:bookmarkStart w:id="80" w:name="_Toc106294401"/>
+      <w:bookmarkStart w:id="81" w:name="_Toc26583"/>
+      <w:bookmarkStart w:id="82" w:name="_Toc13196_WPSOffice_Level1"/>
+      <w:bookmarkStart w:id="83" w:name="_Toc21764_WPSOffice_Level1"/>
+      <w:bookmarkStart w:id="84" w:name="_Toc2409"/>
       <w:bookmarkStart w:id="85" w:name="_Toc16594"/>
-      <w:bookmarkStart w:id="86" w:name="_Toc1707_WPSOffice_Level1"/>
-      <w:bookmarkStart w:id="87" w:name="_Toc28240"/>
-      <w:bookmarkStart w:id="88" w:name="_Toc27302"/>
-      <w:bookmarkStart w:id="89" w:name="_Toc2409"/>
+      <w:bookmarkStart w:id="86" w:name="_Toc27302"/>
+      <w:bookmarkStart w:id="87" w:name="_Toc12505"/>
+      <w:bookmarkStart w:id="88" w:name="_Toc1707_WPSOffice_Level1"/>
+      <w:bookmarkStart w:id="89" w:name="_Toc28240"/>
       <w:r>
         <w:rPr>
           <w:rFonts w:hint="eastAsia"/>
@@ -20834,10 +20595,10 @@
         </w:rPr>
       </w:pPr>
       <w:bookmarkStart w:id="93" w:name="_Toc16200"/>
-      <w:bookmarkStart w:id="94" w:name="_Toc29106"/>
-      <w:bookmarkStart w:id="95" w:name="_Toc21309"/>
-      <w:bookmarkStart w:id="96" w:name="_Toc106294402"/>
-      <w:bookmarkStart w:id="97" w:name="_Toc12903"/>
+      <w:bookmarkStart w:id="94" w:name="_Toc106294402"/>
+      <w:bookmarkStart w:id="95" w:name="_Toc29106"/>
+      <w:bookmarkStart w:id="96" w:name="_Toc12903"/>
+      <w:bookmarkStart w:id="97" w:name="_Toc21309"/>
       <w:r>
         <w:rPr>
           <w:rFonts w:hint="eastAsia" w:ascii="Times New Roman" w:hAnsi="Times New Roman"/>
@@ -21911,10 +21672,10 @@
         </w:rPr>
       </w:pPr>
       <w:bookmarkStart w:id="101" w:name="_Toc4331_WPSOffice_Level2"/>
-      <w:bookmarkStart w:id="102" w:name="_Toc32302"/>
-      <w:bookmarkStart w:id="103" w:name="_Toc23606"/>
-      <w:bookmarkStart w:id="104" w:name="_Toc32443_WPSOffice_Level2"/>
-      <w:bookmarkStart w:id="105" w:name="_Toc18569"/>
+      <w:bookmarkStart w:id="102" w:name="_Toc32443_WPSOffice_Level2"/>
+      <w:bookmarkStart w:id="103" w:name="_Toc18569"/>
+      <w:bookmarkStart w:id="104" w:name="_Toc23606"/>
+      <w:bookmarkStart w:id="105" w:name="_Toc32302"/>
       <w:bookmarkStart w:id="106" w:name="_Toc149837264"/>
       <w:bookmarkStart w:id="107" w:name="_Toc30024"/>
       <w:r>
@@ -26334,12 +26095,6 @@
             <w:insideH w:val="dotted" w:color="45A3A7" w:sz="4" w:space="0"/>
             <w:insideV w:val="dotted" w:color="45A3A7" w:sz="4" w:space="0"/>
           </w:tblBorders>
-          <w:tblCellMar>
-            <w:top w:w="0" w:type="dxa"/>
-            <w:left w:w="108" w:type="dxa"/>
-            <w:bottom w:w="0" w:type="dxa"/>
-            <w:right w:w="108" w:type="dxa"/>
-          </w:tblCellMar>
         </w:tblPrEx>
         <w:trPr>
           <w:trHeight w:val="329" w:hRule="atLeast"/>
@@ -26851,12 +26606,6 @@
             <w:insideH w:val="dotted" w:color="45A3A7" w:sz="4" w:space="0"/>
             <w:insideV w:val="dotted" w:color="45A3A7" w:sz="4" w:space="0"/>
           </w:tblBorders>
-          <w:tblCellMar>
-            <w:top w:w="0" w:type="dxa"/>
-            <w:left w:w="108" w:type="dxa"/>
-            <w:bottom w:w="0" w:type="dxa"/>
-            <w:right w:w="108" w:type="dxa"/>
-          </w:tblCellMar>
         </w:tblPrEx>
         <w:trPr>
           <w:trHeight w:val="494" w:hRule="atLeast"/>
@@ -31022,8 +30771,8 @@
         </w:rPr>
       </w:pPr>
       <w:bookmarkStart w:id="108" w:name="_Toc16996"/>
-      <w:bookmarkStart w:id="109" w:name="_Toc18929"/>
-      <w:bookmarkStart w:id="110" w:name="_Toc149837265"/>
+      <w:bookmarkStart w:id="109" w:name="_Toc149837265"/>
+      <w:bookmarkStart w:id="110" w:name="_Toc18929"/>
       <w:r>
         <w:rPr>
           <w:rFonts w:hint="eastAsia"/>
@@ -35401,8 +35150,8 @@
           </w14:shadow>
         </w:rPr>
       </w:pPr>
-      <w:bookmarkStart w:id="111" w:name="_Toc16805"/>
-      <w:bookmarkStart w:id="112" w:name="_Toc22915"/>
+      <w:bookmarkStart w:id="111" w:name="_Toc22915"/>
+      <w:bookmarkStart w:id="112" w:name="_Toc16805"/>
       <w:r>
         <w:rPr>
           <w:rFonts w:ascii="Times New Roman" w:hAnsi="Times New Roman"/>
@@ -35459,14 +35208,14 @@
           <w:sz w:val="30"/>
         </w:rPr>
       </w:pPr>
-      <w:bookmarkStart w:id="113" w:name="_Toc27075"/>
-      <w:bookmarkStart w:id="114" w:name="_Toc15840_WPSOffice_Level1"/>
-      <w:bookmarkStart w:id="115" w:name="_Toc4168"/>
-      <w:bookmarkStart w:id="116" w:name="_Toc24085_WPSOffice_Level1"/>
-      <w:bookmarkStart w:id="117" w:name="_Toc6594"/>
-      <w:bookmarkStart w:id="118" w:name="_Toc14255_WPSOffice_Level1"/>
-      <w:bookmarkStart w:id="119" w:name="_Toc11369"/>
-      <w:bookmarkStart w:id="120" w:name="_Toc31490"/>
+      <w:bookmarkStart w:id="113" w:name="_Toc11369"/>
+      <w:bookmarkStart w:id="114" w:name="_Toc24085_WPSOffice_Level1"/>
+      <w:bookmarkStart w:id="115" w:name="_Toc6594"/>
+      <w:bookmarkStart w:id="116" w:name="_Toc15840_WPSOffice_Level1"/>
+      <w:bookmarkStart w:id="117" w:name="_Toc27075"/>
+      <w:bookmarkStart w:id="118" w:name="_Toc31490"/>
+      <w:bookmarkStart w:id="119" w:name="_Toc4168"/>
+      <w:bookmarkStart w:id="120" w:name="_Toc14255_WPSOffice_Level1"/>
       <w:bookmarkStart w:id="121" w:name="_Toc106294406"/>
       <w:r>
         <w:rPr>
@@ -36225,12 +35974,21 @@
             </w:r>
             <w:r>
               <w:rPr>
+                <w:rFonts w:hint="eastAsia" w:ascii="Times New Roman" w:hAnsi="Times New Roman" w:eastAsia="微软雅黑" w:cs="Times New Roman"/>
+                <w:sz w:val="21"/>
+                <w:szCs w:val="21"/>
+                <w:lang w:val="en-US" w:eastAsia="zh-CN" w:bidi="ar"/>
+              </w:rPr>
+              <w:t>5</w:t>
+            </w:r>
+            <w:r>
+              <w:rPr>
                 <w:rFonts w:ascii="Times New Roman" w:hAnsi="Times New Roman" w:eastAsia="微软雅黑" w:cs="Times New Roman"/>
                 <w:sz w:val="21"/>
                 <w:szCs w:val="21"/>
                 <w:lang w:eastAsia="zh-CN" w:bidi="ar"/>
               </w:rPr>
-              <w:t>100</w:t>
+              <w:t>0</w:t>
             </w:r>
             <w:r>
               <w:rPr>
@@ -36254,9 +36012,9 @@
                 <w:rFonts w:hint="eastAsia" w:ascii="Times New Roman" w:hAnsi="Times New Roman" w:eastAsia="微软雅黑" w:cs="Times New Roman"/>
                 <w:sz w:val="21"/>
                 <w:szCs w:val="21"/>
-                <w:lang w:eastAsia="zh-CN" w:bidi="ar"/>
-              </w:rPr>
-              <w:t>2</w:t>
+                <w:lang w:val="en-US" w:eastAsia="zh-CN" w:bidi="ar"/>
+              </w:rPr>
+              <w:t>1</w:t>
             </w:r>
             <w:r>
               <w:rPr>
@@ -36438,12 +36196,12 @@
             </w:pPr>
             <w:r>
               <w:rPr>
-                <w:rFonts w:ascii="Times New Roman" w:hAnsi="Times New Roman" w:eastAsia="微软雅黑" w:cs="Times New Roman"/>
-                <w:sz w:val="21"/>
-                <w:szCs w:val="21"/>
-                <w:lang w:eastAsia="zh-CN" w:bidi="ar"/>
-              </w:rPr>
-              <w:t>A/B/C</w:t>
+                <w:rFonts w:hint="eastAsia" w:ascii="Times New Roman" w:hAnsi="Times New Roman" w:eastAsia="微软雅黑" w:cs="Times New Roman"/>
+                <w:sz w:val="21"/>
+                <w:szCs w:val="21"/>
+                <w:lang w:val="en-US" w:eastAsia="zh-CN" w:bidi="ar"/>
+              </w:rPr>
+              <w:t>1-2</w:t>
             </w:r>
             <w:r>
               <w:rPr>
@@ -36661,12 +36419,21 @@
             </w:r>
             <w:r>
               <w:rPr>
+                <w:rFonts w:hint="eastAsia" w:ascii="Times New Roman" w:hAnsi="Times New Roman" w:eastAsia="微软雅黑" w:cs="Times New Roman"/>
+                <w:sz w:val="21"/>
+                <w:szCs w:val="21"/>
+                <w:lang w:val="en-US" w:eastAsia="zh-CN" w:bidi="ar"/>
+              </w:rPr>
+              <w:t>32</w:t>
+            </w:r>
+            <w:r>
+              <w:rPr>
                 <w:rFonts w:ascii="Times New Roman" w:hAnsi="Times New Roman" w:eastAsia="微软雅黑" w:cs="Times New Roman"/>
                 <w:sz w:val="21"/>
                 <w:szCs w:val="21"/>
                 <w:lang w:eastAsia="zh-CN" w:bidi="ar"/>
               </w:rPr>
-              <w:t>500</w:t>
+              <w:t>0</w:t>
             </w:r>
           </w:p>
         </w:tc>
@@ -37619,18 +37386,18 @@
           <w:numId w:val="14"/>
         </w:numPr>
         <w:rPr>
+          <w:rFonts w:ascii="Times New Roman" w:hAnsi="Times New Roman" w:eastAsia="微软雅黑" w:cs="Times New Roman"/>
+          <w:sz w:val="18"/>
+          <w:lang w:eastAsia="zh-CN"/>
+        </w:rPr>
+      </w:pPr>
+      <w:r>
+        <w:rPr>
           <w:rFonts w:hint="eastAsia" w:ascii="Times New Roman" w:hAnsi="Times New Roman" w:eastAsia="微软雅黑" w:cs="Times New Roman"/>
           <w:sz w:val="18"/>
           <w:lang w:eastAsia="zh-CN"/>
         </w:rPr>
-      </w:pPr>
-      <w:r>
-        <w:rPr>
-          <w:rFonts w:hint="eastAsia" w:ascii="Times New Roman" w:hAnsi="Times New Roman" w:eastAsia="微软雅黑" w:cs="Times New Roman"/>
-          <w:sz w:val="18"/>
-          <w:lang w:eastAsia="zh-CN"/>
-        </w:rPr>
-        <w:t>肿瘤细胞含量：送检样本经HE染色评估的肿瘤细胞含量。如送检样本不满足病理评估所需条件，则不进行此项评估。血浆cfDNA样本不做此项评估。</w:t>
+        <w:t>肿瘤细胞含量：送检样本经HE染色评估的肿瘤细胞含量。如送检样本不满足病理评估所需条件，则不进行此项评估。{% if summaryOfRresults.type == “blood” %}血浆cfDNA样本不做此项评估。{% endif %}</w:t>
       </w:r>
     </w:p>
     <w:p>
@@ -37640,7 +37407,7 @@
           <w:numId w:val="14"/>
         </w:numPr>
         <w:rPr>
-          <w:rFonts w:hint="eastAsia" w:ascii="Times New Roman" w:hAnsi="Times New Roman" w:eastAsia="微软雅黑" w:cs="Times New Roman"/>
+          <w:rFonts w:ascii="Times New Roman" w:hAnsi="Times New Roman" w:eastAsia="微软雅黑" w:cs="Times New Roman"/>
           <w:sz w:val="18"/>
           <w:lang w:eastAsia="zh-CN"/>
         </w:rPr>
@@ -37661,283 +37428,18 @@
           <w:numId w:val="14"/>
         </w:numPr>
         <w:rPr>
+          <w:rFonts w:ascii="Times New Roman" w:hAnsi="Times New Roman" w:eastAsia="微软雅黑" w:cs="Times New Roman"/>
+          <w:sz w:val="18"/>
+          <w:lang w:eastAsia="zh-CN"/>
+        </w:rPr>
+      </w:pPr>
+      <w:r>
+        <w:rPr>
           <w:rFonts w:hint="eastAsia" w:ascii="Times New Roman" w:hAnsi="Times New Roman" w:eastAsia="微软雅黑" w:cs="Times New Roman"/>
           <w:sz w:val="18"/>
           <w:lang w:eastAsia="zh-CN"/>
         </w:rPr>
-      </w:pPr>
-      <w:r>
-        <w:rPr>
-          <w:rFonts w:hint="eastAsia" w:ascii="Times New Roman" w:hAnsi="Times New Roman" w:eastAsia="微软雅黑" w:cs="Times New Roman"/>
-          <w:sz w:val="18"/>
-          <w:lang w:eastAsia="zh-CN"/>
-        </w:rPr>
-        <w:t>DNA降解程度：cfDNA样本不适用于此项评估。</w:t>
-      </w:r>
-    </w:p>
-    <w:p>
-      <w:pPr>
-        <w:numPr>
-          <w:ilvl w:val="0"/>
-          <w:numId w:val="15"/>
-        </w:numPr>
-        <w:spacing w:line="270" w:lineRule="exact"/>
-        <w:ind w:left="613" w:leftChars="150" w:hanging="283"/>
-        <w:rPr>
-          <w:rFonts w:ascii="Times New Roman" w:hAnsi="Times New Roman" w:eastAsia="微软雅黑" w:cs="Times New Roman"/>
-          <w:bCs/>
-          <w:sz w:val="18"/>
-          <w:szCs w:val="18"/>
-          <w:lang w:eastAsia="zh-CN"/>
-        </w:rPr>
-      </w:pPr>
-      <w:r>
-        <w:rPr>
-          <w:rFonts w:ascii="Times New Roman" w:hAnsi="Times New Roman" w:eastAsia="微软雅黑" w:cs="Times New Roman"/>
-          <w:bCs/>
-          <w:sz w:val="18"/>
-          <w:szCs w:val="18"/>
-          <w:lang w:eastAsia="zh-CN"/>
-        </w:rPr>
-        <w:t>A级：有主带，或降解均匀且降解区域主要集中在5000bp以上</w:t>
-      </w:r>
-      <w:r>
-        <w:rPr>
-          <w:rFonts w:hint="eastAsia" w:ascii="Times New Roman" w:hAnsi="Times New Roman" w:eastAsia="微软雅黑" w:cs="Times New Roman"/>
-          <w:bCs/>
-          <w:sz w:val="18"/>
-          <w:szCs w:val="18"/>
-          <w:lang w:eastAsia="zh-CN"/>
-        </w:rPr>
-        <w:t>；</w:t>
-      </w:r>
-    </w:p>
-    <w:p>
-      <w:pPr>
-        <w:numPr>
-          <w:ilvl w:val="0"/>
-          <w:numId w:val="15"/>
-        </w:numPr>
-        <w:spacing w:line="270" w:lineRule="exact"/>
-        <w:ind w:left="613" w:leftChars="150" w:hanging="283"/>
-        <w:rPr>
-          <w:rFonts w:ascii="Times New Roman" w:hAnsi="Times New Roman" w:eastAsia="微软雅黑" w:cs="Times New Roman"/>
-          <w:bCs/>
-          <w:sz w:val="18"/>
-          <w:szCs w:val="18"/>
-          <w:lang w:eastAsia="zh-CN"/>
-        </w:rPr>
-      </w:pPr>
-      <w:r>
-        <w:rPr>
-          <w:rFonts w:ascii="Times New Roman" w:hAnsi="Times New Roman" w:eastAsia="微软雅黑" w:cs="Times New Roman"/>
-          <w:bCs/>
-          <w:sz w:val="18"/>
-          <w:szCs w:val="18"/>
-          <w:lang w:eastAsia="zh-CN"/>
-        </w:rPr>
-        <w:t>B级：无主带，降解均匀且降解区域主要集中在1500-5000bp之间</w:t>
-      </w:r>
-      <w:r>
-        <w:rPr>
-          <w:rFonts w:hint="eastAsia" w:ascii="Times New Roman" w:hAnsi="Times New Roman" w:eastAsia="微软雅黑" w:cs="Times New Roman"/>
-          <w:bCs/>
-          <w:sz w:val="18"/>
-          <w:szCs w:val="18"/>
-          <w:lang w:eastAsia="zh-CN"/>
-        </w:rPr>
-        <w:t>；</w:t>
-      </w:r>
-    </w:p>
-    <w:p>
-      <w:pPr>
-        <w:numPr>
-          <w:ilvl w:val="0"/>
-          <w:numId w:val="15"/>
-        </w:numPr>
-        <w:spacing w:line="270" w:lineRule="exact"/>
-        <w:ind w:left="613" w:leftChars="150" w:hanging="283"/>
-        <w:rPr>
-          <w:rFonts w:ascii="Times New Roman" w:hAnsi="Times New Roman" w:eastAsia="微软雅黑" w:cs="Times New Roman"/>
-          <w:bCs/>
-          <w:sz w:val="18"/>
-          <w:szCs w:val="18"/>
-          <w:lang w:eastAsia="zh-CN"/>
-        </w:rPr>
-      </w:pPr>
-      <w:r>
-        <w:rPr>
-          <w:rFonts w:ascii="Times New Roman" w:hAnsi="Times New Roman" w:eastAsia="微软雅黑" w:cs="Times New Roman"/>
-          <w:bCs/>
-          <w:sz w:val="18"/>
-          <w:szCs w:val="18"/>
-          <w:lang w:eastAsia="zh-CN"/>
-        </w:rPr>
-        <w:t>C级：无主带，降解均匀且降解区域主要集中在500-1500bp之间</w:t>
-      </w:r>
-      <w:r>
-        <w:rPr>
-          <w:rFonts w:hint="eastAsia" w:ascii="Times New Roman" w:hAnsi="Times New Roman" w:eastAsia="微软雅黑" w:cs="Times New Roman"/>
-          <w:bCs/>
-          <w:sz w:val="18"/>
-          <w:szCs w:val="18"/>
-          <w:lang w:eastAsia="zh-CN"/>
-        </w:rPr>
-        <w:t>；</w:t>
-      </w:r>
-    </w:p>
-    <w:p>
-      <w:pPr>
-        <w:numPr>
-          <w:ilvl w:val="0"/>
-          <w:numId w:val="15"/>
-        </w:numPr>
-        <w:spacing w:line="270" w:lineRule="exact"/>
-        <w:ind w:left="613" w:leftChars="150" w:hanging="283"/>
-        <w:rPr>
-          <w:rFonts w:ascii="Times New Roman" w:hAnsi="Times New Roman" w:eastAsia="微软雅黑" w:cs="Times New Roman"/>
-          <w:bCs/>
-          <w:sz w:val="18"/>
-          <w:szCs w:val="18"/>
-          <w:lang w:eastAsia="zh-CN"/>
-        </w:rPr>
-      </w:pPr>
-      <w:r>
-        <w:rPr>
-          <w:rFonts w:ascii="Times New Roman" w:hAnsi="Times New Roman" w:eastAsia="微软雅黑" w:cs="Times New Roman"/>
-          <w:bCs/>
-          <w:spacing w:val="3"/>
-          <w:sz w:val="18"/>
-          <w:szCs w:val="18"/>
-          <w:lang w:eastAsia="zh-CN"/>
-        </w:rPr>
-        <w:t>D级</w:t>
-      </w:r>
-      <w:r>
-        <w:rPr>
-          <w:rFonts w:ascii="Times New Roman" w:hAnsi="Times New Roman" w:eastAsia="微软雅黑" w:cs="Times New Roman"/>
-          <w:bCs/>
-          <w:sz w:val="18"/>
-          <w:szCs w:val="18"/>
-          <w:lang w:eastAsia="zh-CN"/>
-        </w:rPr>
-        <w:t>（</w:t>
-      </w:r>
-      <w:r>
-        <w:rPr>
-          <w:rFonts w:ascii="Times New Roman" w:hAnsi="Times New Roman" w:eastAsia="微软雅黑" w:cs="Times New Roman"/>
-          <w:bCs/>
-          <w:spacing w:val="1"/>
-          <w:sz w:val="18"/>
-          <w:szCs w:val="18"/>
-          <w:lang w:eastAsia="zh-CN"/>
-        </w:rPr>
-        <w:t>不合格</w:t>
-      </w:r>
-      <w:r>
-        <w:rPr>
-          <w:rFonts w:ascii="Times New Roman" w:hAnsi="Times New Roman" w:eastAsia="微软雅黑" w:cs="Times New Roman"/>
-          <w:bCs/>
-          <w:spacing w:val="-90"/>
-          <w:sz w:val="18"/>
-          <w:szCs w:val="18"/>
-          <w:lang w:eastAsia="zh-CN"/>
-        </w:rPr>
-        <w:t>）</w:t>
-      </w:r>
-      <w:r>
-        <w:rPr>
-          <w:rFonts w:ascii="Times New Roman" w:hAnsi="Times New Roman" w:eastAsia="微软雅黑" w:cs="Times New Roman"/>
-          <w:bCs/>
-          <w:sz w:val="18"/>
-          <w:szCs w:val="18"/>
-          <w:lang w:eastAsia="zh-CN"/>
-        </w:rPr>
-        <w:t>）：无主带，降解均匀且降解区域主要集中在500-1500bp</w:t>
-      </w:r>
-      <w:r>
-        <w:rPr>
-          <w:rFonts w:ascii="Times New Roman" w:hAnsi="Times New Roman" w:eastAsia="微软雅黑" w:cs="Times New Roman"/>
-          <w:bCs/>
-          <w:spacing w:val="-1"/>
-          <w:sz w:val="18"/>
-          <w:szCs w:val="18"/>
-          <w:lang w:eastAsia="zh-CN"/>
-        </w:rPr>
-        <w:t>之间，但总量介于</w:t>
-      </w:r>
-      <w:r>
-        <w:rPr>
-          <w:rFonts w:ascii="Times New Roman" w:hAnsi="Times New Roman" w:eastAsia="微软雅黑" w:cs="Times New Roman"/>
-          <w:bCs/>
-          <w:sz w:val="18"/>
-          <w:szCs w:val="18"/>
-          <w:lang w:eastAsia="zh-CN"/>
-        </w:rPr>
-        <w:t>100ng</w:t>
-      </w:r>
-      <w:r>
-        <w:rPr>
-          <w:rFonts w:ascii="Times New Roman" w:hAnsi="Times New Roman" w:eastAsia="微软雅黑" w:cs="Times New Roman"/>
-          <w:bCs/>
-          <w:spacing w:val="-3"/>
-          <w:sz w:val="18"/>
-          <w:szCs w:val="18"/>
-          <w:lang w:eastAsia="zh-CN"/>
-        </w:rPr>
-        <w:t>到</w:t>
-      </w:r>
-      <w:r>
-        <w:rPr>
-          <w:rFonts w:ascii="Times New Roman" w:hAnsi="Times New Roman" w:eastAsia="微软雅黑" w:cs="Times New Roman"/>
-          <w:bCs/>
-          <w:sz w:val="18"/>
-          <w:szCs w:val="18"/>
-          <w:lang w:eastAsia="zh-CN"/>
-        </w:rPr>
-        <w:t>300ng之间；或降解区</w:t>
-      </w:r>
-      <w:r>
-        <w:rPr>
-          <w:rFonts w:ascii="Times New Roman" w:hAnsi="Times New Roman" w:eastAsia="微软雅黑" w:cs="Times New Roman"/>
-          <w:bCs/>
-          <w:spacing w:val="-2"/>
-          <w:sz w:val="18"/>
-          <w:szCs w:val="18"/>
-          <w:lang w:eastAsia="zh-CN"/>
-        </w:rPr>
-        <w:t>域弥散在</w:t>
-      </w:r>
-      <w:r>
-        <w:rPr>
-          <w:rFonts w:ascii="Times New Roman" w:hAnsi="Times New Roman" w:eastAsia="微软雅黑" w:cs="Times New Roman"/>
-          <w:bCs/>
-          <w:sz w:val="18"/>
-          <w:szCs w:val="18"/>
-          <w:lang w:eastAsia="zh-CN"/>
-        </w:rPr>
-        <w:t>150-1000bp</w:t>
-      </w:r>
-      <w:r>
-        <w:rPr>
-          <w:rFonts w:ascii="Times New Roman" w:hAnsi="Times New Roman" w:eastAsia="微软雅黑" w:cs="Times New Roman"/>
-          <w:bCs/>
-          <w:spacing w:val="-2"/>
-          <w:sz w:val="18"/>
-          <w:szCs w:val="18"/>
-          <w:lang w:eastAsia="zh-CN"/>
-        </w:rPr>
-        <w:t>，或集中在</w:t>
-      </w:r>
-      <w:r>
-        <w:rPr>
-          <w:rFonts w:ascii="Times New Roman" w:hAnsi="Times New Roman" w:eastAsia="微软雅黑" w:cs="Times New Roman"/>
-          <w:bCs/>
-          <w:sz w:val="18"/>
-          <w:szCs w:val="18"/>
-          <w:lang w:eastAsia="zh-CN"/>
-        </w:rPr>
-        <w:t>500bp以下。</w:t>
+        <w:t>DNA降解程度：1-2级别样本质量较好，3级不能满足检测要求{% if summaryOfRresults.type == “blood” %}；cfDNA样本不适用于此项评估{% endif %}。</w:t>
       </w:r>
     </w:p>
     <w:p>
@@ -38074,6 +37576,8 @@
           <w:lang w:eastAsia="zh-CN"/>
         </w:rPr>
       </w:pPr>
+      <w:bookmarkStart w:id="148" w:name="_GoBack"/>
+      <w:bookmarkEnd w:id="148"/>
       <w:r>
         <w:rPr>
           <w:rFonts w:ascii="Times New Roman" w:hAnsi="Times New Roman" w:eastAsia="微软雅黑" w:cs="Times New Roman"/>
@@ -38114,15 +37618,15 @@
           <w:sz w:val="30"/>
         </w:rPr>
       </w:pPr>
-      <w:bookmarkStart w:id="122" w:name="_Toc3454"/>
-      <w:bookmarkStart w:id="123" w:name="_Toc149837270"/>
-      <w:bookmarkStart w:id="124" w:name="_Toc17216"/>
-      <w:bookmarkStart w:id="125" w:name="_Toc19745"/>
-      <w:bookmarkStart w:id="126" w:name="_Toc7597"/>
-      <w:bookmarkStart w:id="127" w:name="_Toc11446"/>
-      <w:bookmarkStart w:id="128" w:name="_Toc106294408"/>
-      <w:bookmarkStart w:id="129" w:name="_Toc106294410"/>
-      <w:bookmarkStart w:id="130" w:name="_Toc27809"/>
+      <w:bookmarkStart w:id="122" w:name="_Toc7597"/>
+      <w:bookmarkStart w:id="123" w:name="_Toc3454"/>
+      <w:bookmarkStart w:id="124" w:name="_Toc106294408"/>
+      <w:bookmarkStart w:id="125" w:name="_Toc11446"/>
+      <w:bookmarkStart w:id="126" w:name="_Toc17216"/>
+      <w:bookmarkStart w:id="127" w:name="_Toc149837270"/>
+      <w:bookmarkStart w:id="128" w:name="_Toc19745"/>
+      <w:bookmarkStart w:id="129" w:name="_Toc27809"/>
+      <w:bookmarkStart w:id="130" w:name="_Toc106294410"/>
       <w:bookmarkStart w:id="131" w:name="_Toc11901"/>
       <w:bookmarkStart w:id="132" w:name="_Toc4503"/>
       <w:bookmarkStart w:id="133" w:name="_Toc22162_WPSOffice_Level1"/>
@@ -38530,7 +38034,7 @@
               <w:widowControl/>
               <w:numPr>
                 <w:ilvl w:val="0"/>
-                <w:numId w:val="16"/>
+                <w:numId w:val="15"/>
               </w:numPr>
               <w:ind w:left="215" w:leftChars="0" w:hanging="215" w:firstLineChars="0"/>
               <w:jc w:val="both"/>
@@ -38596,7 +38100,7 @@
               <w:widowControl/>
               <w:numPr>
                 <w:ilvl w:val="0"/>
-                <w:numId w:val="16"/>
+                <w:numId w:val="15"/>
               </w:numPr>
               <w:ind w:left="215" w:leftChars="0" w:hanging="215" w:firstLineChars="0"/>
               <w:jc w:val="both"/>
@@ -38682,7 +38186,7 @@
               <w:widowControl/>
               <w:numPr>
                 <w:ilvl w:val="0"/>
-                <w:numId w:val="16"/>
+                <w:numId w:val="15"/>
               </w:numPr>
               <w:ind w:left="215" w:leftChars="0" w:hanging="215" w:firstLineChars="0"/>
               <w:jc w:val="both"/>
@@ -38768,7 +38272,7 @@
               <w:widowControl/>
               <w:numPr>
                 <w:ilvl w:val="0"/>
-                <w:numId w:val="16"/>
+                <w:numId w:val="15"/>
               </w:numPr>
               <w:ind w:left="215" w:leftChars="0" w:hanging="215" w:firstLineChars="0"/>
               <w:jc w:val="both"/>
@@ -38860,7 +38364,7 @@
               <w:widowControl/>
               <w:numPr>
                 <w:ilvl w:val="0"/>
-                <w:numId w:val="16"/>
+                <w:numId w:val="15"/>
               </w:numPr>
               <w:ind w:left="215" w:leftChars="0" w:hanging="215" w:firstLineChars="0"/>
               <w:jc w:val="both"/>
@@ -38914,7 +38418,7 @@
               <w:widowControl/>
               <w:numPr>
                 <w:ilvl w:val="0"/>
-                <w:numId w:val="16"/>
+                <w:numId w:val="15"/>
               </w:numPr>
               <w:ind w:left="215" w:leftChars="0" w:hanging="215" w:firstLineChars="0"/>
               <w:jc w:val="both"/>
@@ -38959,7 +38463,7 @@
               <w:widowControl/>
               <w:numPr>
                 <w:ilvl w:val="0"/>
-                <w:numId w:val="16"/>
+                <w:numId w:val="15"/>
               </w:numPr>
               <w:ind w:left="215" w:leftChars="0" w:hanging="215" w:firstLineChars="0"/>
               <w:jc w:val="both"/>
@@ -38997,7 +38501,7 @@
               <w:widowControl/>
               <w:numPr>
                 <w:ilvl w:val="0"/>
-                <w:numId w:val="16"/>
+                <w:numId w:val="15"/>
               </w:numPr>
               <w:ind w:left="215" w:leftChars="0" w:hanging="215" w:firstLineChars="0"/>
               <w:jc w:val="both"/>
@@ -39071,7 +38575,7 @@
               <w:widowControl/>
               <w:numPr>
                 <w:ilvl w:val="0"/>
-                <w:numId w:val="16"/>
+                <w:numId w:val="15"/>
               </w:numPr>
               <w:ind w:left="215" w:leftChars="0" w:hanging="215" w:firstLineChars="0"/>
               <w:jc w:val="both"/>
@@ -39145,7 +38649,7 @@
               <w:widowControl/>
               <w:numPr>
                 <w:ilvl w:val="0"/>
-                <w:numId w:val="16"/>
+                <w:numId w:val="15"/>
               </w:numPr>
               <w:ind w:left="215" w:leftChars="0" w:hanging="215" w:firstLineChars="0"/>
               <w:jc w:val="both"/>
@@ -39223,7 +38727,7 @@
               <w:widowControl/>
               <w:numPr>
                 <w:ilvl w:val="0"/>
-                <w:numId w:val="16"/>
+                <w:numId w:val="15"/>
               </w:numPr>
               <w:ind w:left="215" w:leftChars="0" w:hanging="215" w:firstLineChars="0"/>
               <w:jc w:val="both"/>
@@ -39335,7 +38839,7 @@
               <w:widowControl/>
               <w:numPr>
                 <w:ilvl w:val="0"/>
-                <w:numId w:val="16"/>
+                <w:numId w:val="15"/>
               </w:numPr>
               <w:ind w:left="215" w:leftChars="0" w:hanging="215" w:firstLineChars="0"/>
               <w:jc w:val="both"/>
@@ -39370,7 +38874,7 @@
               <w:widowControl/>
               <w:numPr>
                 <w:ilvl w:val="0"/>
-                <w:numId w:val="16"/>
+                <w:numId w:val="15"/>
               </w:numPr>
               <w:ind w:left="215" w:leftChars="0" w:hanging="215" w:firstLineChars="0"/>
               <w:jc w:val="both"/>
@@ -39415,7 +38919,7 @@
               <w:widowControl/>
               <w:numPr>
                 <w:ilvl w:val="0"/>
-                <w:numId w:val="16"/>
+                <w:numId w:val="15"/>
               </w:numPr>
               <w:ind w:left="215" w:leftChars="0" w:hanging="215" w:firstLineChars="0"/>
               <w:jc w:val="both"/>
@@ -39453,7 +38957,7 @@
               <w:widowControl/>
               <w:numPr>
                 <w:ilvl w:val="0"/>
-                <w:numId w:val="16"/>
+                <w:numId w:val="15"/>
               </w:numPr>
               <w:ind w:left="215" w:leftChars="0" w:hanging="215" w:firstLineChars="0"/>
               <w:jc w:val="both"/>
@@ -39508,7 +39012,7 @@
               <w:widowControl/>
               <w:numPr>
                 <w:ilvl w:val="0"/>
-                <w:numId w:val="16"/>
+                <w:numId w:val="15"/>
               </w:numPr>
               <w:ind w:left="215" w:leftChars="0" w:hanging="215" w:firstLineChars="0"/>
               <w:jc w:val="both"/>
@@ -39582,7 +39086,7 @@
               <w:widowControl/>
               <w:numPr>
                 <w:ilvl w:val="0"/>
-                <w:numId w:val="16"/>
+                <w:numId w:val="15"/>
               </w:numPr>
               <w:ind w:left="215" w:leftChars="0" w:hanging="215" w:firstLineChars="0"/>
               <w:jc w:val="both"/>
@@ -39649,7 +39153,7 @@
               <w:widowControl/>
               <w:numPr>
                 <w:ilvl w:val="0"/>
-                <w:numId w:val="16"/>
+                <w:numId w:val="15"/>
               </w:numPr>
               <w:ind w:left="215" w:leftChars="0" w:hanging="215" w:firstLineChars="0"/>
               <w:jc w:val="both"/>
@@ -39694,7 +39198,7 @@
               <w:widowControl/>
               <w:numPr>
                 <w:ilvl w:val="0"/>
-                <w:numId w:val="16"/>
+                <w:numId w:val="15"/>
               </w:numPr>
               <w:ind w:left="215" w:leftChars="0" w:hanging="215" w:firstLineChars="0"/>
               <w:jc w:val="both"/>
@@ -39824,7 +39328,7 @@
               <w:widowControl/>
               <w:numPr>
                 <w:ilvl w:val="0"/>
-                <w:numId w:val="16"/>
+                <w:numId w:val="15"/>
               </w:numPr>
               <w:ind w:left="215" w:leftChars="0" w:hanging="215" w:firstLineChars="0"/>
               <w:jc w:val="both"/>
@@ -39859,7 +39363,7 @@
               <w:widowControl/>
               <w:numPr>
                 <w:ilvl w:val="0"/>
-                <w:numId w:val="16"/>
+                <w:numId w:val="15"/>
               </w:numPr>
               <w:ind w:left="215" w:leftChars="0" w:hanging="215" w:firstLineChars="0"/>
               <w:jc w:val="both"/>
@@ -39909,7 +39413,7 @@
               <w:widowControl/>
               <w:numPr>
                 <w:ilvl w:val="0"/>
-                <w:numId w:val="16"/>
+                <w:numId w:val="15"/>
               </w:numPr>
               <w:ind w:left="215" w:leftChars="0" w:hanging="215" w:firstLineChars="0"/>
               <w:jc w:val="both"/>
@@ -39982,7 +39486,7 @@
               <w:widowControl/>
               <w:numPr>
                 <w:ilvl w:val="0"/>
-                <w:numId w:val="16"/>
+                <w:numId w:val="15"/>
               </w:numPr>
               <w:ind w:left="215" w:leftChars="0" w:hanging="215" w:firstLineChars="0"/>
               <w:jc w:val="both"/>
@@ -40039,7 +39543,7 @@
               <w:widowControl/>
               <w:numPr>
                 <w:ilvl w:val="0"/>
-                <w:numId w:val="16"/>
+                <w:numId w:val="15"/>
               </w:numPr>
               <w:ind w:left="215" w:leftChars="0" w:hanging="215" w:firstLineChars="0"/>
               <w:jc w:val="both"/>
@@ -40097,7 +39601,7 @@
               <w:widowControl/>
               <w:numPr>
                 <w:ilvl w:val="0"/>
-                <w:numId w:val="16"/>
+                <w:numId w:val="15"/>
               </w:numPr>
               <w:ind w:left="215" w:leftChars="0" w:hanging="215" w:firstLineChars="0"/>
               <w:jc w:val="both"/>
@@ -40189,7 +39693,7 @@
               <w:widowControl/>
               <w:numPr>
                 <w:ilvl w:val="0"/>
-                <w:numId w:val="16"/>
+                <w:numId w:val="15"/>
               </w:numPr>
               <w:ind w:left="215" w:leftChars="0" w:hanging="215" w:firstLineChars="0"/>
               <w:jc w:val="both"/>
@@ -40242,7 +39746,7 @@
               <w:widowControl/>
               <w:numPr>
                 <w:ilvl w:val="0"/>
-                <w:numId w:val="16"/>
+                <w:numId w:val="15"/>
               </w:numPr>
               <w:ind w:left="215" w:leftChars="0" w:hanging="215" w:firstLineChars="0"/>
               <w:jc w:val="both"/>
@@ -40280,7 +39784,7 @@
               <w:widowControl/>
               <w:numPr>
                 <w:ilvl w:val="0"/>
-                <w:numId w:val="16"/>
+                <w:numId w:val="15"/>
               </w:numPr>
               <w:ind w:left="215" w:leftChars="0" w:hanging="215" w:firstLineChars="0"/>
               <w:jc w:val="both"/>
@@ -40333,7 +39837,7 @@
               <w:widowControl/>
               <w:numPr>
                 <w:ilvl w:val="0"/>
-                <w:numId w:val="16"/>
+                <w:numId w:val="15"/>
               </w:numPr>
               <w:ind w:left="215" w:leftChars="0" w:hanging="215" w:firstLineChars="0"/>
               <w:jc w:val="both"/>
@@ -40371,7 +39875,7 @@
               <w:widowControl/>
               <w:numPr>
                 <w:ilvl w:val="0"/>
-                <w:numId w:val="16"/>
+                <w:numId w:val="15"/>
               </w:numPr>
               <w:ind w:left="215" w:leftChars="0" w:hanging="215" w:firstLineChars="0"/>
               <w:jc w:val="both"/>
@@ -41849,7 +41353,7 @@
       <w:pPr>
         <w:numPr>
           <w:ilvl w:val="0"/>
-          <w:numId w:val="17"/>
+          <w:numId w:val="16"/>
         </w:numPr>
         <w:rPr>
           <w:rFonts w:ascii="Times New Roman" w:hAnsi="Times New Roman" w:eastAsia="微软雅黑" w:cs="Times New Roman"/>
@@ -41872,7 +41376,7 @@
       <w:pPr>
         <w:numPr>
           <w:ilvl w:val="0"/>
-          <w:numId w:val="17"/>
+          <w:numId w:val="16"/>
         </w:numPr>
         <w:rPr>
           <w:rFonts w:ascii="Calibri" w:hAnsi="Calibri" w:eastAsia="微软雅黑" w:cs="Calibri"/>
@@ -41895,7 +41399,7 @@
       <w:pPr>
         <w:numPr>
           <w:ilvl w:val="0"/>
-          <w:numId w:val="17"/>
+          <w:numId w:val="16"/>
         </w:numPr>
         <w:rPr>
           <w:rFonts w:ascii="Times New Roman" w:hAnsi="Times New Roman" w:eastAsia="微软雅黑" w:cs="Times New Roman"/>
@@ -41948,10 +41452,10 @@
         </w:rPr>
       </w:pPr>
       <w:bookmarkStart w:id="139" w:name="_Toc2019"/>
-      <w:bookmarkStart w:id="140" w:name="_Toc4976"/>
-      <w:bookmarkStart w:id="141" w:name="_Toc32674"/>
-      <w:bookmarkStart w:id="142" w:name="_Toc15114"/>
-      <w:bookmarkStart w:id="143" w:name="_Toc3409"/>
+      <w:bookmarkStart w:id="140" w:name="_Toc32674"/>
+      <w:bookmarkStart w:id="141" w:name="_Toc4976"/>
+      <w:bookmarkStart w:id="142" w:name="_Toc3409"/>
+      <w:bookmarkStart w:id="143" w:name="_Toc15114"/>
       <w:r>
         <w:rPr>
           <w:rFonts w:hint="eastAsia"/>
@@ -44773,23 +44277,6 @@
     </w:lvl>
   </w:abstractNum>
   <w:abstractNum w:abstractNumId="12">
-    <w:nsid w:val="58AABCAB"/>
-    <w:multiLevelType w:val="singleLevel"/>
-    <w:tmpl w:val="58AABCAB"/>
-    <w:lvl w:ilvl="0" w:tentative="0">
-      <w:start w:val="1"/>
-      <w:numFmt w:val="bullet"/>
-      <w:lvlText w:val=""/>
-      <w:lvlJc w:val="left"/>
-      <w:pPr>
-        <w:ind w:left="420" w:hanging="420"/>
-      </w:pPr>
-      <w:rPr>
-        <w:rFonts w:hint="default" w:ascii="Wingdings" w:hAnsi="Wingdings"/>
-      </w:rPr>
-    </w:lvl>
-  </w:abstractNum>
-  <w:abstractNum w:abstractNumId="13">
     <w:nsid w:val="5B812BEF"/>
     <w:multiLevelType w:val="multilevel"/>
     <w:tmpl w:val="5B812BEF"/>
@@ -44907,7 +44394,7 @@
       </w:rPr>
     </w:lvl>
   </w:abstractNum>
-  <w:abstractNum w:abstractNumId="14">
+  <w:abstractNum w:abstractNumId="13">
     <w:nsid w:val="632AD6FB"/>
     <w:multiLevelType w:val="singleLevel"/>
     <w:tmpl w:val="632AD6FB"/>
@@ -44928,7 +44415,7 @@
       </w:rPr>
     </w:lvl>
   </w:abstractNum>
-  <w:abstractNum w:abstractNumId="15">
+  <w:abstractNum w:abstractNumId="14">
     <w:nsid w:val="64416983"/>
     <w:multiLevelType w:val="multilevel"/>
     <w:tmpl w:val="64416983"/>
@@ -45042,10 +44529,10 @@
       </w:rPr>
     </w:lvl>
   </w:abstractNum>
-  <w:abstractNum w:abstractNumId="16">
-    <w:nsid w:val="7505B097"/>
+  <w:abstractNum w:abstractNumId="15">
+    <w:nsid w:val="70C53F05"/>
     <w:multiLevelType w:val="multilevel"/>
-    <w:tmpl w:val="7505B097"/>
+    <w:tmpl w:val="70C53F05"/>
     <w:lvl w:ilvl="0" w:tentative="0">
       <w:start w:val="1"/>
       <w:numFmt w:val="decimal"/>
@@ -45185,10 +44672,10 @@
     <w:abstractNumId w:val="10"/>
   </w:num>
   <w:num w:numId="2">
-    <w:abstractNumId w:val="15"/>
+    <w:abstractNumId w:val="14"/>
   </w:num>
   <w:num w:numId="3">
-    <w:abstractNumId w:val="13"/>
+    <w:abstractNumId w:val="12"/>
   </w:num>
   <w:num w:numId="4">
     <w:abstractNumId w:val="4"/>
@@ -45221,15 +44708,12 @@
     <w:abstractNumId w:val="0"/>
   </w:num>
   <w:num w:numId="14">
-    <w:abstractNumId w:val="16"/>
+    <w:abstractNumId w:val="15"/>
   </w:num>
   <w:num w:numId="15">
-    <w:abstractNumId w:val="12"/>
+    <w:abstractNumId w:val="13"/>
   </w:num>
   <w:num w:numId="16">
-    <w:abstractNumId w:val="14"/>
-  </w:num>
-  <w:num w:numId="17">
     <w:abstractNumId w:val="1"/>
   </w:num>
 </w:numbering>
